--- a/jj.docx
+++ b/jj.docx
@@ -11,250 +11,69 @@
         <w:rPr>
           <w:noProof/>
         </w:rPr>
+        <w:drawing>
+          <wp:inline distT="0" distB="0" distL="0" distR="0" wp14:anchorId="2AFD35BE" wp14:editId="3E82CEB8">
+            <wp:extent cx="2287270" cy="1717675"/>
+            <wp:effectExtent l="0" t="953" r="0" b="0"/>
+            <wp:docPr id="1062725560" name="Picture 22"/>
+            <wp:cNvGraphicFramePr>
+              <a:graphicFrameLocks xmlns:a="http://schemas.openxmlformats.org/drawingml/2006/main" noChangeAspect="1"/>
+            </wp:cNvGraphicFramePr>
+            <a:graphic xmlns:a="http://schemas.openxmlformats.org/drawingml/2006/main">
+              <a:graphicData uri="http://schemas.openxmlformats.org/drawingml/2006/picture">
+                <pic:pic xmlns:pic="http://schemas.openxmlformats.org/drawingml/2006/picture">
+                  <pic:nvPicPr>
+                    <pic:cNvPr id="0" name="Picture 1"/>
+                    <pic:cNvPicPr>
+                      <a:picLocks noChangeAspect="1" noChangeArrowheads="1"/>
+                    </pic:cNvPicPr>
+                  </pic:nvPicPr>
+                  <pic:blipFill>
+                    <a:blip r:embed="rId5" cstate="print">
+                      <a:extLst>
+                        <a:ext uri="{28A0092B-C50C-407E-A947-70E740481C1C}">
+                          <a14:useLocalDpi xmlns:a14="http://schemas.microsoft.com/office/drawing/2010/main" val="0"/>
+                        </a:ext>
+                      </a:extLst>
+                    </a:blip>
+                    <a:srcRect/>
+                    <a:stretch>
+                      <a:fillRect/>
+                    </a:stretch>
+                  </pic:blipFill>
+                  <pic:spPr bwMode="auto">
+                    <a:xfrm rot="5400000">
+                      <a:off x="0" y="0"/>
+                      <a:ext cx="2287270" cy="1717675"/>
+                    </a:xfrm>
+                    <a:prstGeom prst="rect">
+                      <a:avLst/>
+                    </a:prstGeom>
+                    <a:noFill/>
+                    <a:ln>
+                      <a:noFill/>
+                    </a:ln>
+                  </pic:spPr>
+                </pic:pic>
+              </a:graphicData>
+            </a:graphic>
+          </wp:inline>
+        </w:drawing>
+      </w:r>
+    </w:p>
+    <w:p>
+      <w:pPr>
+        <w:spacing w:after="43" w:line="216" w:lineRule="auto"/>
+        <w:ind w:left="21" w:hanging="10"/>
+      </w:pPr>
+      <w:r>
+        <w:rPr>
+          <w:noProof/>
+        </w:rPr>
         <mc:AlternateContent>
           <mc:Choice Requires="wpg">
             <w:drawing>
-              <wp:inline distT="0" distB="0" distL="0" distR="0" wp14:anchorId="5414568E" wp14:editId="2B497754">
-                <wp:extent cx="1892138" cy="2401818"/>
-                <wp:effectExtent l="0" t="0" r="0" b="0"/>
-                <wp:docPr id="985" name="Group 985"/>
-                <wp:cNvGraphicFramePr/>
-                <a:graphic xmlns:a="http://schemas.openxmlformats.org/drawingml/2006/main">
-                  <a:graphicData uri="http://schemas.microsoft.com/office/word/2010/wordprocessingGroup">
-                    <wpg:wgp>
-                      <wpg:cNvGrpSpPr/>
-                      <wpg:grpSpPr>
-                        <a:xfrm>
-                          <a:off x="0" y="0"/>
-                          <a:ext cx="1892138" cy="2401818"/>
-                          <a:chOff x="0" y="0"/>
-                          <a:chExt cx="1892138" cy="2401818"/>
-                        </a:xfrm>
-                      </wpg:grpSpPr>
-                      <wps:wsp>
-                        <wps:cNvPr id="11" name="Shape 11"/>
-                        <wps:cNvSpPr/>
-                        <wps:spPr>
-                          <a:xfrm>
-                            <a:off x="0" y="0"/>
-                            <a:ext cx="1892138" cy="1892138"/>
-                          </a:xfrm>
-                          <a:custGeom>
-                            <a:avLst/>
-                            <a:gdLst/>
-                            <a:ahLst/>
-                            <a:cxnLst/>
-                            <a:rect l="0" t="0" r="0" b="0"/>
-                            <a:pathLst>
-                              <a:path w="1892138" h="1892138">
-                                <a:moveTo>
-                                  <a:pt x="946067" y="0"/>
-                                </a:moveTo>
-                                <a:lnTo>
-                                  <a:pt x="946071" y="0"/>
-                                </a:lnTo>
-                                <a:lnTo>
-                                  <a:pt x="1042799" y="4884"/>
-                                </a:lnTo>
-                                <a:cubicBezTo>
-                                  <a:pt x="1490044" y="50304"/>
-                                  <a:pt x="1845194" y="407249"/>
-                                  <a:pt x="1887841" y="855308"/>
-                                </a:cubicBezTo>
-                                <a:lnTo>
-                                  <a:pt x="1892138" y="946061"/>
-                                </a:lnTo>
-                                <a:lnTo>
-                                  <a:pt x="1892138" y="946077"/>
-                                </a:lnTo>
-                                <a:lnTo>
-                                  <a:pt x="1887254" y="1042799"/>
-                                </a:lnTo>
-                                <a:cubicBezTo>
-                                  <a:pt x="1842036" y="1488056"/>
-                                  <a:pt x="1488056" y="1842036"/>
-                                  <a:pt x="1042799" y="1887254"/>
-                                </a:cubicBezTo>
-                                <a:lnTo>
-                                  <a:pt x="946081" y="1892138"/>
-                                </a:lnTo>
-                                <a:lnTo>
-                                  <a:pt x="946057" y="1892138"/>
-                                </a:lnTo>
-                                <a:lnTo>
-                                  <a:pt x="855308" y="1887841"/>
-                                </a:lnTo>
-                                <a:cubicBezTo>
-                                  <a:pt x="407249" y="1845194"/>
-                                  <a:pt x="50305" y="1490044"/>
-                                  <a:pt x="4884" y="1042799"/>
-                                </a:cubicBezTo>
-                                <a:lnTo>
-                                  <a:pt x="0" y="946070"/>
-                                </a:lnTo>
-                                <a:lnTo>
-                                  <a:pt x="0" y="946068"/>
-                                </a:lnTo>
-                                <a:lnTo>
-                                  <a:pt x="4884" y="849339"/>
-                                </a:lnTo>
-                                <a:cubicBezTo>
-                                  <a:pt x="50103" y="404082"/>
-                                  <a:pt x="404082" y="50103"/>
-                                  <a:pt x="849339" y="4884"/>
-                                </a:cubicBezTo>
-                                <a:lnTo>
-                                  <a:pt x="946067" y="0"/>
-                                </a:lnTo>
-                                <a:close/>
-                              </a:path>
-                            </a:pathLst>
-                          </a:custGeom>
-                          <a:ln w="0" cap="flat">
-                            <a:miter lim="127000"/>
-                          </a:ln>
-                        </wps:spPr>
-                        <wps:style>
-                          <a:lnRef idx="0">
-                            <a:srgbClr val="000000">
-                              <a:alpha val="0"/>
-                            </a:srgbClr>
-                          </a:lnRef>
-                          <a:fillRef idx="1">
-                            <a:srgbClr val="1C1C1C"/>
-                          </a:fillRef>
-                          <a:effectRef idx="0">
-                            <a:scrgbClr r="0" g="0" b="0"/>
-                          </a:effectRef>
-                          <a:fontRef idx="none"/>
-                        </wps:style>
-                        <wps:bodyPr/>
-                      </wps:wsp>
-                      <pic:pic xmlns:pic="http://schemas.openxmlformats.org/drawingml/2006/picture">
-                        <pic:nvPicPr>
-                          <pic:cNvPr id="14" name="Picture 14"/>
-                          <pic:cNvPicPr/>
-                        </pic:nvPicPr>
-                        <pic:blipFill>
-                          <a:blip r:embed="rId4"/>
-                          <a:stretch>
-                            <a:fillRect/>
-                          </a:stretch>
-                        </pic:blipFill>
-                        <pic:spPr>
-                          <a:xfrm>
-                            <a:off x="11478" y="11478"/>
-                            <a:ext cx="1869654" cy="1869654"/>
-                          </a:xfrm>
-                          <a:prstGeom prst="rect">
-                            <a:avLst/>
-                          </a:prstGeom>
-                        </pic:spPr>
-                      </pic:pic>
-                      <wps:wsp>
-                        <wps:cNvPr id="32" name="Rectangle 32"/>
-                        <wps:cNvSpPr/>
-                        <wps:spPr>
-                          <a:xfrm>
-                            <a:off x="0" y="2174865"/>
-                            <a:ext cx="960904" cy="301847"/>
-                          </a:xfrm>
-                          <a:prstGeom prst="rect">
-                            <a:avLst/>
-                          </a:prstGeom>
-                          <a:ln>
-                            <a:noFill/>
-                          </a:ln>
-                        </wps:spPr>
-                        <wps:txbx>
-                          <w:txbxContent>
-                            <w:p>
-                              <w:r>
-                                <w:rPr>
-                                  <w:b/>
-                                  <w:w w:val="135"/>
-                                  <w:sz w:val="34"/>
-                                </w:rPr>
-                                <w:t>SKILLS</w:t>
-                              </w:r>
-                            </w:p>
-                          </w:txbxContent>
-                        </wps:txbx>
-                        <wps:bodyPr horzOverflow="overflow" vert="horz" lIns="0" tIns="0" rIns="0" bIns="0" rtlCol="0">
-                          <a:noAutofit/>
-                        </wps:bodyPr>
-                      </wps:wsp>
-                    </wpg:wgp>
-                  </a:graphicData>
-                </a:graphic>
-              </wp:inline>
-            </w:drawing>
-          </mc:Choice>
-          <mc:Fallback>
-            <w:pict>
-              <v:group w14:anchorId="5414568E" id="Group 985" o:spid="_x0000_s1026" style="width:149pt;height:189.1pt;mso-position-horizontal-relative:char;mso-position-vertical-relative:line" coordsize="18921,24018" o:gfxdata="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">
-                <v:shape id="Shape 11" o:spid="_x0000_s1027" style="position:absolute;width:18921;height:18921;visibility:visible;mso-wrap-style:square;v-text-anchor:top" coordsize="1892138,1892138" o:gfxdata="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" path="m946067,r4,l1042799,4884v447245,45420,802395,402365,845042,850424l1892138,946061r,16l1887254,1042799v-45218,445257,-399198,799237,-844455,844455l946081,1892138r-24,l855308,1887841c407249,1845194,50305,1490044,4884,1042799l,946070r,-2l4884,849339c50103,404082,404082,50103,849339,4884l946067,xe" fillcolor="#1c1c1c" stroked="f" strokeweight="0">
-                  <v:stroke miterlimit="83231f" joinstyle="miter"/>
-                  <v:path arrowok="t" textboxrect="0,0,1892138,1892138"/>
-                </v:shape>
-                <v:shapetype id="_x0000_t75" coordsize="21600,21600" o:spt="75" o:preferrelative="t" path="m@4@5l@4@11@9@11@9@5xe" filled="f" stroked="f">
-                  <v:stroke joinstyle="miter"/>
-                  <v:formulas>
-                    <v:f eqn="if lineDrawn pixelLineWidth 0"/>
-                    <v:f eqn="sum @0 1 0"/>
-                    <v:f eqn="sum 0 0 @1"/>
-                    <v:f eqn="prod @2 1 2"/>
-                    <v:f eqn="prod @3 21600 pixelWidth"/>
-                    <v:f eqn="prod @3 21600 pixelHeight"/>
-                    <v:f eqn="sum @0 0 1"/>
-                    <v:f eqn="prod @6 1 2"/>
-                    <v:f eqn="prod @7 21600 pixelWidth"/>
-                    <v:f eqn="sum @8 21600 0"/>
-                    <v:f eqn="prod @7 21600 pixelHeight"/>
-                    <v:f eqn="sum @10 21600 0"/>
-                  </v:formulas>
-                  <v:path o:extrusionok="f" gradientshapeok="t" o:connecttype="rect"/>
-                  <o:lock v:ext="edit" aspectratio="t"/>
-                </v:shapetype>
-                <v:shape id="Picture 14" o:spid="_x0000_s1028" type="#_x0000_t75" style="position:absolute;left:114;top:114;width:18697;height:18697;visibility:visible;mso-wrap-style:square" o:gfxdata="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">
-                  <v:imagedata r:id="rId5" o:title=""/>
-                </v:shape>
-                <v:rect id="Rectangle 32" o:spid="_x0000_s1029" style="position:absolute;top:21748;width:9609;height:3019;visibility:visible;mso-wrap-style:square;v-text-anchor:top" o:gfxdata="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" filled="f" stroked="f">
-                  <v:textbox inset="0,0,0,0">
-                    <w:txbxContent>
-                      <w:p>
-                        <w:r>
-                          <w:rPr>
-                            <w:b/>
-                            <w:w w:val="135"/>
-                            <w:sz w:val="34"/>
-                          </w:rPr>
-                          <w:t>SKILLS</w:t>
-                        </w:r>
-                      </w:p>
-                    </w:txbxContent>
-                  </v:textbox>
-                </v:rect>
-                <w10:anchorlock/>
-              </v:group>
-            </w:pict>
-          </mc:Fallback>
-        </mc:AlternateContent>
-      </w:r>
-    </w:p>
-    <w:p>
-      <w:pPr>
-        <w:spacing w:after="43" w:line="216" w:lineRule="auto"/>
-        <w:ind w:left="21" w:hanging="10"/>
-      </w:pPr>
-      <w:r>
-        <w:rPr>
-          <w:noProof/>
-        </w:rPr>
-        <mc:AlternateContent>
-          <mc:Choice Requires="wpg">
-            <w:drawing>
-              <wp:inline distT="0" distB="0" distL="0" distR="0" wp14:anchorId="3C73A104" wp14:editId="3AF4E594">
+              <wp:inline distT="0" distB="0" distL="0" distR="0" wp14:anchorId="2379343B" wp14:editId="7BD56E28">
                 <wp:extent cx="28586" cy="28585"/>
                 <wp:effectExtent l="0" t="0" r="0" b="0"/>
                 <wp:docPr id="987" name="Group 987"/>
@@ -443,7 +262,7 @@
         <mc:AlternateContent>
           <mc:Choice Requires="wpg">
             <w:drawing>
-              <wp:anchor distT="0" distB="0" distL="114300" distR="114300" simplePos="0" relativeHeight="251658240" behindDoc="0" locked="0" layoutInCell="1" allowOverlap="1" wp14:anchorId="60183169" wp14:editId="1B2C7066">
+              <wp:anchor distT="0" distB="0" distL="114300" distR="114300" simplePos="0" relativeHeight="251658240" behindDoc="0" locked="0" layoutInCell="1" allowOverlap="1" wp14:anchorId="45EFF39C" wp14:editId="216183E9">
                 <wp:simplePos x="0" y="0"/>
                 <wp:positionH relativeFrom="column">
                   <wp:posOffset>6896</wp:posOffset>
@@ -1165,13 +984,7 @@
         <w:rPr>
           <w:sz w:val="24"/>
         </w:rPr>
-        <w:t xml:space="preserve">Collaboration  </w:t>
-      </w:r>
-      <w:r>
-        <w:rPr>
-          <w:sz w:val="24"/>
-        </w:rPr>
-        <w:t>Problem</w:t>
+        <w:t>Collaboration  Problem</w:t>
       </w:r>
       <w:proofErr w:type="gramEnd"/>
       <w:r>
@@ -1211,7 +1024,7 @@
         <mc:AlternateContent>
           <mc:Choice Requires="wpg">
             <w:drawing>
-              <wp:inline distT="0" distB="0" distL="0" distR="0" wp14:anchorId="12E0B813" wp14:editId="52025B29">
+              <wp:inline distT="0" distB="0" distL="0" distR="0" wp14:anchorId="350E4C20" wp14:editId="008B303C">
                 <wp:extent cx="38114" cy="38114"/>
                 <wp:effectExtent l="0" t="0" r="0" b="0"/>
                 <wp:docPr id="989" name="Group 989"/>
@@ -1422,7 +1235,7 @@
         <mc:AlternateContent>
           <mc:Choice Requires="wpg">
             <w:drawing>
-              <wp:inline distT="0" distB="0" distL="0" distR="0" wp14:anchorId="3F701ED1" wp14:editId="4B5B197B">
+              <wp:inline distT="0" distB="0" distL="0" distR="0" wp14:anchorId="76C621A5" wp14:editId="2A05AB75">
                 <wp:extent cx="38114" cy="38115"/>
                 <wp:effectExtent l="0" t="0" r="0" b="0"/>
                 <wp:docPr id="994" name="Group 994"/>
@@ -1685,27 +1498,6 @@
     </w:p>
     <w:p>
       <w:pPr>
-        <w:pStyle w:val="Heading1"/>
-        <w:ind w:left="24"/>
-      </w:pPr>
-      <w:r>
-        <w:t>REFERENCE</w:t>
-      </w:r>
-    </w:p>
-    <w:p>
-      <w:pPr>
-        <w:spacing w:after="18" w:line="269" w:lineRule="auto"/>
-        <w:ind w:left="10" w:hanging="10"/>
-      </w:pPr>
-      <w:r>
-        <w:rPr>
-          <w:sz w:val="23"/>
-        </w:rPr>
-        <w:t>Available upon request.</w:t>
-      </w:r>
-    </w:p>
-    <w:p>
-      <w:pPr>
         <w:spacing w:after="0"/>
       </w:pPr>
       <w:r>
@@ -1740,7 +1532,7 @@
         <mc:AlternateContent>
           <mc:Choice Requires="wpg">
             <w:drawing>
-              <wp:anchor distT="0" distB="0" distL="114300" distR="114300" simplePos="0" relativeHeight="251659264" behindDoc="0" locked="0" layoutInCell="1" allowOverlap="1" wp14:anchorId="00ED708F" wp14:editId="3003CE81">
+              <wp:anchor distT="0" distB="0" distL="114300" distR="114300" simplePos="0" relativeHeight="251659264" behindDoc="0" locked="0" layoutInCell="1" allowOverlap="1" wp14:anchorId="368F77E7" wp14:editId="38F7AEF0">
                 <wp:simplePos x="0" y="0"/>
                 <wp:positionH relativeFrom="column">
                   <wp:posOffset>37789</wp:posOffset>
@@ -2557,107 +2349,647 @@
         <w:ind w:left="55"/>
       </w:pPr>
       <w:r>
-        <w:t xml:space="preserve">OJT FULL STACK DEVELOPER </w:t>
-      </w:r>
-      <w:r>
-        <w:t xml:space="preserve">– </w:t>
-      </w:r>
-      <w:r>
-        <w:t xml:space="preserve">DMSF INC </w:t>
-      </w:r>
-      <w:r>
-        <w:t>(</w:t>
-      </w:r>
-      <w:r>
-        <w:t>FEB</w:t>
-      </w:r>
-      <w:r>
-        <w:t xml:space="preserve"> 202</w:t>
-      </w:r>
-      <w:r>
-        <w:t>6</w:t>
-      </w:r>
-      <w:r>
-        <w:t xml:space="preserve"> – </w:t>
-      </w:r>
-      <w:r>
-        <w:t>MAY</w:t>
-      </w:r>
-      <w:r>
-        <w:t xml:space="preserve">  202</w:t>
-      </w:r>
-      <w:r>
-        <w:t>6</w:t>
-      </w:r>
-      <w:r>
-        <w:t>)</w:t>
+        <w:t>PERSONAL DRIVER – JOMARIE PEÑAFLORIDA (SEP 2024 – SEP  2025)</w:t>
       </w:r>
     </w:p>
     <w:p>
       <w:pPr>
         <w:spacing w:after="18" w:line="347" w:lineRule="auto"/>
         <w:ind w:left="395" w:hanging="200"/>
+      </w:pPr>
+      <w:r>
         <w:rPr>
           <w:noProof/>
         </w:rPr>
-      </w:pPr>
-      <w:r>
-        <w:rPr>
-          <w:noProof/>
-        </w:rPr>
-        <w:t xml:space="preserve">Developed and maintained full-stack web applications to support internal systems and operational workflows during on-the-job training at </w:t>
-      </w:r>
-      <w:r>
-        <w:rPr>
-          <w:noProof/>
-        </w:rPr>
-        <w:t>DMSF INC</w:t>
+        <mc:AlternateContent>
+          <mc:Choice Requires="wpg">
+            <w:drawing>
+              <wp:inline distT="0" distB="0" distL="0" distR="0" wp14:anchorId="10FEF4BF" wp14:editId="200008C6">
+                <wp:extent cx="28586" cy="28586"/>
+                <wp:effectExtent l="0" t="0" r="0" b="0"/>
+                <wp:docPr id="990" name="Group 990"/>
+                <wp:cNvGraphicFramePr/>
+                <a:graphic xmlns:a="http://schemas.openxmlformats.org/drawingml/2006/main">
+                  <a:graphicData uri="http://schemas.microsoft.com/office/word/2010/wordprocessingGroup">
+                    <wpg:wgp>
+                      <wpg:cNvGrpSpPr/>
+                      <wpg:grpSpPr>
+                        <a:xfrm>
+                          <a:off x="0" y="0"/>
+                          <a:ext cx="28586" cy="28586"/>
+                          <a:chOff x="0" y="0"/>
+                          <a:chExt cx="28586" cy="28586"/>
+                        </a:xfrm>
+                      </wpg:grpSpPr>
+                      <wps:wsp>
+                        <wps:cNvPr id="65" name="Shape 65"/>
+                        <wps:cNvSpPr/>
+                        <wps:spPr>
+                          <a:xfrm>
+                            <a:off x="0" y="0"/>
+                            <a:ext cx="28586" cy="28586"/>
+                          </a:xfrm>
+                          <a:custGeom>
+                            <a:avLst/>
+                            <a:gdLst/>
+                            <a:ahLst/>
+                            <a:cxnLst/>
+                            <a:rect l="0" t="0" r="0" b="0"/>
+                            <a:pathLst>
+                              <a:path w="28586" h="28586">
+                                <a:moveTo>
+                                  <a:pt x="14293" y="0"/>
+                                </a:moveTo>
+                                <a:cubicBezTo>
+                                  <a:pt x="16188" y="0"/>
+                                  <a:pt x="18011" y="363"/>
+                                  <a:pt x="19763" y="1088"/>
+                                </a:cubicBezTo>
+                                <a:cubicBezTo>
+                                  <a:pt x="21514" y="1813"/>
+                                  <a:pt x="23059" y="2846"/>
+                                  <a:pt x="24399" y="4186"/>
+                                </a:cubicBezTo>
+                                <a:cubicBezTo>
+                                  <a:pt x="25740" y="5526"/>
+                                  <a:pt x="26772" y="7072"/>
+                                  <a:pt x="27498" y="8823"/>
+                                </a:cubicBezTo>
+                                <a:cubicBezTo>
+                                  <a:pt x="28223" y="10574"/>
+                                  <a:pt x="28586" y="12398"/>
+                                  <a:pt x="28586" y="14293"/>
+                                </a:cubicBezTo>
+                                <a:cubicBezTo>
+                                  <a:pt x="28586" y="16188"/>
+                                  <a:pt x="28223" y="18011"/>
+                                  <a:pt x="27498" y="19763"/>
+                                </a:cubicBezTo>
+                                <a:cubicBezTo>
+                                  <a:pt x="26772" y="21514"/>
+                                  <a:pt x="25740" y="23059"/>
+                                  <a:pt x="24399" y="24400"/>
+                                </a:cubicBezTo>
+                                <a:cubicBezTo>
+                                  <a:pt x="23059" y="25740"/>
+                                  <a:pt x="21514" y="26772"/>
+                                  <a:pt x="19763" y="27498"/>
+                                </a:cubicBezTo>
+                                <a:cubicBezTo>
+                                  <a:pt x="18011" y="28223"/>
+                                  <a:pt x="16188" y="28586"/>
+                                  <a:pt x="14293" y="28586"/>
+                                </a:cubicBezTo>
+                                <a:cubicBezTo>
+                                  <a:pt x="12397" y="28586"/>
+                                  <a:pt x="10574" y="28223"/>
+                                  <a:pt x="8823" y="27498"/>
+                                </a:cubicBezTo>
+                                <a:cubicBezTo>
+                                  <a:pt x="7072" y="26772"/>
+                                  <a:pt x="5526" y="25740"/>
+                                  <a:pt x="4186" y="24400"/>
+                                </a:cubicBezTo>
+                                <a:cubicBezTo>
+                                  <a:pt x="2846" y="23059"/>
+                                  <a:pt x="1813" y="21514"/>
+                                  <a:pt x="1088" y="19763"/>
+                                </a:cubicBezTo>
+                                <a:cubicBezTo>
+                                  <a:pt x="363" y="18011"/>
+                                  <a:pt x="0" y="16188"/>
+                                  <a:pt x="0" y="14293"/>
+                                </a:cubicBezTo>
+                                <a:cubicBezTo>
+                                  <a:pt x="0" y="12398"/>
+                                  <a:pt x="363" y="10574"/>
+                                  <a:pt x="1088" y="8823"/>
+                                </a:cubicBezTo>
+                                <a:cubicBezTo>
+                                  <a:pt x="1813" y="7072"/>
+                                  <a:pt x="2846" y="5526"/>
+                                  <a:pt x="4186" y="4186"/>
+                                </a:cubicBezTo>
+                                <a:cubicBezTo>
+                                  <a:pt x="5526" y="2846"/>
+                                  <a:pt x="7072" y="1813"/>
+                                  <a:pt x="8823" y="1088"/>
+                                </a:cubicBezTo>
+                                <a:cubicBezTo>
+                                  <a:pt x="10574" y="363"/>
+                                  <a:pt x="12397" y="0"/>
+                                  <a:pt x="14293" y="0"/>
+                                </a:cubicBezTo>
+                                <a:close/>
+                              </a:path>
+                            </a:pathLst>
+                          </a:custGeom>
+                          <a:ln w="0" cap="flat">
+                            <a:miter lim="127000"/>
+                          </a:ln>
+                        </wps:spPr>
+                        <wps:style>
+                          <a:lnRef idx="0">
+                            <a:srgbClr val="000000">
+                              <a:alpha val="0"/>
+                            </a:srgbClr>
+                          </a:lnRef>
+                          <a:fillRef idx="1">
+                            <a:srgbClr val="000000"/>
+                          </a:fillRef>
+                          <a:effectRef idx="0">
+                            <a:scrgbClr r="0" g="0" b="0"/>
+                          </a:effectRef>
+                          <a:fontRef idx="none"/>
+                        </wps:style>
+                        <wps:bodyPr/>
+                      </wps:wsp>
+                    </wpg:wgp>
+                  </a:graphicData>
+                </a:graphic>
+              </wp:inline>
+            </w:drawing>
+          </mc:Choice>
+          <mc:Fallback xmlns:a="http://schemas.openxmlformats.org/drawingml/2006/main">
+            <w:pict>
+              <v:group id="Group 990" style="width:2.25084pt;height:2.25085pt;mso-position-horizontal-relative:char;mso-position-vertical-relative:line" coordsize="285,285">
+                <v:shape id="Shape 65" style="position:absolute;width:285;height:285;left:0;top:0;" coordsize="28586,28586" path="m14293,0c16188,0,18011,363,19763,1088c21514,1813,23059,2846,24399,4186c25740,5526,26772,7072,27498,8823c28223,10574,28586,12398,28586,14293c28586,16188,28223,18011,27498,19763c26772,21514,25740,23059,24399,24400c23059,25740,21514,26772,19763,27498c18011,28223,16188,28586,14293,28586c12397,28586,10574,28223,8823,27498c7072,26772,5526,25740,4186,24400c2846,23059,1813,21514,1088,19763c363,18011,0,16188,0,14293c0,12398,363,10574,1088,8823c1813,7072,2846,5526,4186,4186c5526,2846,7072,1813,8823,1088c10574,363,12397,0,14293,0x">
+                  <v:stroke weight="0pt" endcap="flat" joinstyle="miter" miterlimit="10" on="false" color="#000000" opacity="0"/>
+                  <v:fill on="true" color="#000000"/>
+                </v:shape>
+              </v:group>
+            </w:pict>
+          </mc:Fallback>
+        </mc:AlternateContent>
+      </w:r>
+      <w:r>
+        <w:rPr>
+          <w:sz w:val="23"/>
+        </w:rPr>
+        <w:t xml:space="preserve"> Transport employer and family members safely and punctually to designated locations, including</w:t>
+      </w:r>
+      <w:r>
+        <w:rPr>
+          <w:sz w:val="23"/>
+        </w:rPr>
+        <w:t xml:space="preserve"> </w:t>
+      </w:r>
+      <w:r>
+        <w:rPr>
+          <w:sz w:val="23"/>
+        </w:rPr>
+        <w:t>professional appointments and personal engagements.</w:t>
       </w:r>
     </w:p>
     <w:p>
       <w:pPr>
-        <w:spacing w:after="18" w:line="347" w:lineRule="auto"/>
-        <w:ind w:left="395" w:hanging="200"/>
+        <w:spacing w:after="89" w:line="269" w:lineRule="auto"/>
+        <w:ind w:left="205" w:hanging="10"/>
+      </w:pPr>
+      <w:r>
         <w:rPr>
           <w:noProof/>
         </w:rPr>
-      </w:pPr>
+        <mc:AlternateContent>
+          <mc:Choice Requires="wpg">
+            <w:drawing>
+              <wp:inline distT="0" distB="0" distL="0" distR="0" wp14:anchorId="3C5D4F0C" wp14:editId="62AE6543">
+                <wp:extent cx="28586" cy="28586"/>
+                <wp:effectExtent l="0" t="0" r="0" b="0"/>
+                <wp:docPr id="991" name="Group 991"/>
+                <wp:cNvGraphicFramePr/>
+                <a:graphic xmlns:a="http://schemas.openxmlformats.org/drawingml/2006/main">
+                  <a:graphicData uri="http://schemas.microsoft.com/office/word/2010/wordprocessingGroup">
+                    <wpg:wgp>
+                      <wpg:cNvGrpSpPr/>
+                      <wpg:grpSpPr>
+                        <a:xfrm>
+                          <a:off x="0" y="0"/>
+                          <a:ext cx="28586" cy="28586"/>
+                          <a:chOff x="0" y="0"/>
+                          <a:chExt cx="28586" cy="28586"/>
+                        </a:xfrm>
+                      </wpg:grpSpPr>
+                      <wps:wsp>
+                        <wps:cNvPr id="69" name="Shape 69"/>
+                        <wps:cNvSpPr/>
+                        <wps:spPr>
+                          <a:xfrm>
+                            <a:off x="0" y="0"/>
+                            <a:ext cx="28586" cy="28586"/>
+                          </a:xfrm>
+                          <a:custGeom>
+                            <a:avLst/>
+                            <a:gdLst/>
+                            <a:ahLst/>
+                            <a:cxnLst/>
+                            <a:rect l="0" t="0" r="0" b="0"/>
+                            <a:pathLst>
+                              <a:path w="28586" h="28586">
+                                <a:moveTo>
+                                  <a:pt x="14293" y="0"/>
+                                </a:moveTo>
+                                <a:cubicBezTo>
+                                  <a:pt x="16188" y="0"/>
+                                  <a:pt x="18011" y="363"/>
+                                  <a:pt x="19763" y="1088"/>
+                                </a:cubicBezTo>
+                                <a:cubicBezTo>
+                                  <a:pt x="21514" y="1813"/>
+                                  <a:pt x="23059" y="2846"/>
+                                  <a:pt x="24399" y="4186"/>
+                                </a:cubicBezTo>
+                                <a:cubicBezTo>
+                                  <a:pt x="25740" y="5526"/>
+                                  <a:pt x="26772" y="7072"/>
+                                  <a:pt x="27498" y="8823"/>
+                                </a:cubicBezTo>
+                                <a:cubicBezTo>
+                                  <a:pt x="28223" y="10574"/>
+                                  <a:pt x="28586" y="12397"/>
+                                  <a:pt x="28586" y="14293"/>
+                                </a:cubicBezTo>
+                                <a:cubicBezTo>
+                                  <a:pt x="28586" y="16188"/>
+                                  <a:pt x="28223" y="18012"/>
+                                  <a:pt x="27498" y="19763"/>
+                                </a:cubicBezTo>
+                                <a:cubicBezTo>
+                                  <a:pt x="26772" y="21513"/>
+                                  <a:pt x="25740" y="23059"/>
+                                  <a:pt x="24399" y="24400"/>
+                                </a:cubicBezTo>
+                                <a:cubicBezTo>
+                                  <a:pt x="23059" y="25740"/>
+                                  <a:pt x="21514" y="26772"/>
+                                  <a:pt x="19763" y="27498"/>
+                                </a:cubicBezTo>
+                                <a:cubicBezTo>
+                                  <a:pt x="18011" y="28223"/>
+                                  <a:pt x="16188" y="28586"/>
+                                  <a:pt x="14293" y="28586"/>
+                                </a:cubicBezTo>
+                                <a:cubicBezTo>
+                                  <a:pt x="12397" y="28586"/>
+                                  <a:pt x="10574" y="28223"/>
+                                  <a:pt x="8823" y="27498"/>
+                                </a:cubicBezTo>
+                                <a:cubicBezTo>
+                                  <a:pt x="7072" y="26772"/>
+                                  <a:pt x="5526" y="25740"/>
+                                  <a:pt x="4186" y="24400"/>
+                                </a:cubicBezTo>
+                                <a:cubicBezTo>
+                                  <a:pt x="2846" y="23059"/>
+                                  <a:pt x="1813" y="21513"/>
+                                  <a:pt x="1088" y="19762"/>
+                                </a:cubicBezTo>
+                                <a:cubicBezTo>
+                                  <a:pt x="363" y="18011"/>
+                                  <a:pt x="0" y="16188"/>
+                                  <a:pt x="0" y="14293"/>
+                                </a:cubicBezTo>
+                                <a:cubicBezTo>
+                                  <a:pt x="0" y="12397"/>
+                                  <a:pt x="363" y="10574"/>
+                                  <a:pt x="1088" y="8823"/>
+                                </a:cubicBezTo>
+                                <a:cubicBezTo>
+                                  <a:pt x="1813" y="7072"/>
+                                  <a:pt x="2846" y="5526"/>
+                                  <a:pt x="4186" y="4186"/>
+                                </a:cubicBezTo>
+                                <a:cubicBezTo>
+                                  <a:pt x="5526" y="2846"/>
+                                  <a:pt x="7072" y="1813"/>
+                                  <a:pt x="8823" y="1088"/>
+                                </a:cubicBezTo>
+                                <a:cubicBezTo>
+                                  <a:pt x="10574" y="363"/>
+                                  <a:pt x="12397" y="0"/>
+                                  <a:pt x="14293" y="0"/>
+                                </a:cubicBezTo>
+                                <a:close/>
+                              </a:path>
+                            </a:pathLst>
+                          </a:custGeom>
+                          <a:ln w="0" cap="flat">
+                            <a:miter lim="127000"/>
+                          </a:ln>
+                        </wps:spPr>
+                        <wps:style>
+                          <a:lnRef idx="0">
+                            <a:srgbClr val="000000">
+                              <a:alpha val="0"/>
+                            </a:srgbClr>
+                          </a:lnRef>
+                          <a:fillRef idx="1">
+                            <a:srgbClr val="000000"/>
+                          </a:fillRef>
+                          <a:effectRef idx="0">
+                            <a:scrgbClr r="0" g="0" b="0"/>
+                          </a:effectRef>
+                          <a:fontRef idx="none"/>
+                        </wps:style>
+                        <wps:bodyPr/>
+                      </wps:wsp>
+                    </wpg:wgp>
+                  </a:graphicData>
+                </a:graphic>
+              </wp:inline>
+            </w:drawing>
+          </mc:Choice>
+          <mc:Fallback xmlns:a="http://schemas.openxmlformats.org/drawingml/2006/main">
+            <w:pict>
+              <v:group id="Group 991" style="width:2.25084pt;height:2.25085pt;mso-position-horizontal-relative:char;mso-position-vertical-relative:line" coordsize="285,285">
+                <v:shape id="Shape 69" style="position:absolute;width:285;height:285;left:0;top:0;" coordsize="28586,28586" path="m14293,0c16188,0,18011,363,19763,1088c21514,1813,23059,2846,24399,4186c25740,5526,26772,7072,27498,8823c28223,10574,28586,12397,28586,14293c28586,16188,28223,18012,27498,19763c26772,21513,25740,23059,24399,24400c23059,25740,21514,26772,19763,27498c18011,28223,16188,28586,14293,28586c12397,28586,10574,28223,8823,27498c7072,26772,5526,25740,4186,24400c2846,23059,1813,21513,1088,19762c363,18011,0,16188,0,14293c0,12397,363,10574,1088,8823c1813,7072,2846,5526,4186,4186c5526,2846,7072,1813,8823,1088c10574,363,12397,0,14293,0x">
+                  <v:stroke weight="0pt" endcap="flat" joinstyle="miter" miterlimit="10" on="false" color="#000000" opacity="0"/>
+                  <v:fill on="true" color="#000000"/>
+                </v:shape>
+              </v:group>
+            </w:pict>
+          </mc:Fallback>
+        </mc:AlternateContent>
+      </w:r>
+      <w:r>
+        <w:rPr>
+          <w:sz w:val="23"/>
+        </w:rPr>
+        <w:t xml:space="preserve"> Ensure vehicle cleanliness, maintenance, and readiness for</w:t>
+      </w:r>
     </w:p>
     <w:p>
       <w:pPr>
-        <w:spacing w:after="18" w:line="347" w:lineRule="auto"/>
-        <w:ind w:left="395" w:hanging="200"/>
-        <w:rPr>
-          <w:noProof/>
-        </w:rPr>
-      </w:pPr>
-      <w:r>
-        <w:rPr>
-          <w:noProof/>
-        </w:rPr>
-        <w:t>Collaborated with team members in designing responsive user interfaces, managing databases, and implementing backend functionalities to improve system efficiency and user experience.</w:t>
+        <w:spacing w:after="197" w:line="269" w:lineRule="auto"/>
+        <w:ind w:left="405" w:hanging="10"/>
+      </w:pPr>
+      <w:r>
+        <w:rPr>
+          <w:sz w:val="23"/>
+        </w:rPr>
+        <w:t>daily use.</w:t>
       </w:r>
     </w:p>
     <w:p>
       <w:pPr>
         <w:spacing w:after="18" w:line="347" w:lineRule="auto"/>
-        <w:ind w:left="395" w:hanging="200"/>
-        <w:rPr>
-          <w:noProof/>
-        </w:rPr>
-      </w:pPr>
+        <w:ind w:left="275" w:hanging="200"/>
+        <w:rPr>
+          <w:b/>
+          <w:bCs/>
+          <w:sz w:val="24"/>
+        </w:rPr>
+      </w:pPr>
+      <w:r>
+        <w:rPr>
+          <w:b/>
+          <w:bCs/>
+          <w:sz w:val="24"/>
+        </w:rPr>
+        <w:t>OJT - Full-Stack Web Developer</w:t>
+      </w:r>
+      <w:r>
+        <w:rPr>
+          <w:b/>
+          <w:bCs/>
+          <w:sz w:val="24"/>
+        </w:rPr>
+        <w:t xml:space="preserve"> (March – May 2026)</w:t>
+      </w:r>
     </w:p>
     <w:p>
       <w:pPr>
+        <w:numPr>
+          <w:ilvl w:val="0"/>
+          <w:numId w:val="2"/>
+        </w:numPr>
         <w:spacing w:after="18" w:line="347" w:lineRule="auto"/>
-        <w:ind w:left="395" w:hanging="200"/>
+        <w:rPr>
+          <w:sz w:val="23"/>
+        </w:rPr>
       </w:pPr>
       <w:r>
         <w:rPr>
           <w:noProof/>
         </w:rPr>
-        <w:t>Applied problem-solving, debugging, API integration, and database management skills while following professional development practices in a real-world environment.</w:t>
-      </w:r>
+        <mc:AlternateContent>
+          <mc:Choice Requires="wpg">
+            <w:drawing>
+              <wp:inline distT="0" distB="0" distL="0" distR="0" wp14:anchorId="576F9660" wp14:editId="6EE8D550">
+                <wp:extent cx="28586" cy="28585"/>
+                <wp:effectExtent l="0" t="0" r="0" b="0"/>
+                <wp:docPr id="992" name="Group 992"/>
+                <wp:cNvGraphicFramePr/>
+                <a:graphic xmlns:a="http://schemas.openxmlformats.org/drawingml/2006/main">
+                  <a:graphicData uri="http://schemas.microsoft.com/office/word/2010/wordprocessingGroup">
+                    <wpg:wgp>
+                      <wpg:cNvGrpSpPr/>
+                      <wpg:grpSpPr>
+                        <a:xfrm>
+                          <a:off x="0" y="0"/>
+                          <a:ext cx="28586" cy="28585"/>
+                          <a:chOff x="0" y="0"/>
+                          <a:chExt cx="28586" cy="28585"/>
+                        </a:xfrm>
+                      </wpg:grpSpPr>
+                      <wps:wsp>
+                        <wps:cNvPr id="75" name="Shape 75"/>
+                        <wps:cNvSpPr/>
+                        <wps:spPr>
+                          <a:xfrm>
+                            <a:off x="0" y="0"/>
+                            <a:ext cx="28586" cy="28585"/>
+                          </a:xfrm>
+                          <a:custGeom>
+                            <a:avLst/>
+                            <a:gdLst/>
+                            <a:ahLst/>
+                            <a:cxnLst/>
+                            <a:rect l="0" t="0" r="0" b="0"/>
+                            <a:pathLst>
+                              <a:path w="28586" h="28585">
+                                <a:moveTo>
+                                  <a:pt x="14293" y="0"/>
+                                </a:moveTo>
+                                <a:cubicBezTo>
+                                  <a:pt x="16188" y="0"/>
+                                  <a:pt x="18011" y="362"/>
+                                  <a:pt x="19763" y="1088"/>
+                                </a:cubicBezTo>
+                                <a:cubicBezTo>
+                                  <a:pt x="21514" y="1813"/>
+                                  <a:pt x="23059" y="2846"/>
+                                  <a:pt x="24399" y="4186"/>
+                                </a:cubicBezTo>
+                                <a:cubicBezTo>
+                                  <a:pt x="25740" y="5526"/>
+                                  <a:pt x="26772" y="7072"/>
+                                  <a:pt x="27498" y="8823"/>
+                                </a:cubicBezTo>
+                                <a:cubicBezTo>
+                                  <a:pt x="28223" y="10574"/>
+                                  <a:pt x="28586" y="12397"/>
+                                  <a:pt x="28586" y="14293"/>
+                                </a:cubicBezTo>
+                                <a:cubicBezTo>
+                                  <a:pt x="28586" y="16188"/>
+                                  <a:pt x="28223" y="18011"/>
+                                  <a:pt x="27498" y="19762"/>
+                                </a:cubicBezTo>
+                                <a:cubicBezTo>
+                                  <a:pt x="26772" y="21513"/>
+                                  <a:pt x="25740" y="23059"/>
+                                  <a:pt x="24399" y="24399"/>
+                                </a:cubicBezTo>
+                                <a:cubicBezTo>
+                                  <a:pt x="23059" y="25740"/>
+                                  <a:pt x="21514" y="26772"/>
+                                  <a:pt x="19763" y="27498"/>
+                                </a:cubicBezTo>
+                                <a:cubicBezTo>
+                                  <a:pt x="18011" y="28223"/>
+                                  <a:pt x="16188" y="28585"/>
+                                  <a:pt x="14293" y="28585"/>
+                                </a:cubicBezTo>
+                                <a:cubicBezTo>
+                                  <a:pt x="12397" y="28585"/>
+                                  <a:pt x="10574" y="28223"/>
+                                  <a:pt x="8823" y="27498"/>
+                                </a:cubicBezTo>
+                                <a:cubicBezTo>
+                                  <a:pt x="7072" y="26772"/>
+                                  <a:pt x="5526" y="25740"/>
+                                  <a:pt x="4186" y="24399"/>
+                                </a:cubicBezTo>
+                                <a:cubicBezTo>
+                                  <a:pt x="2846" y="23059"/>
+                                  <a:pt x="1813" y="21513"/>
+                                  <a:pt x="1088" y="19762"/>
+                                </a:cubicBezTo>
+                                <a:cubicBezTo>
+                                  <a:pt x="363" y="18011"/>
+                                  <a:pt x="0" y="16188"/>
+                                  <a:pt x="0" y="14293"/>
+                                </a:cubicBezTo>
+                                <a:cubicBezTo>
+                                  <a:pt x="0" y="12397"/>
+                                  <a:pt x="363" y="10574"/>
+                                  <a:pt x="1088" y="8823"/>
+                                </a:cubicBezTo>
+                                <a:cubicBezTo>
+                                  <a:pt x="1813" y="7072"/>
+                                  <a:pt x="2846" y="5526"/>
+                                  <a:pt x="4186" y="4186"/>
+                                </a:cubicBezTo>
+                                <a:cubicBezTo>
+                                  <a:pt x="5526" y="2846"/>
+                                  <a:pt x="7072" y="1813"/>
+                                  <a:pt x="8823" y="1088"/>
+                                </a:cubicBezTo>
+                                <a:cubicBezTo>
+                                  <a:pt x="10574" y="362"/>
+                                  <a:pt x="12397" y="0"/>
+                                  <a:pt x="14293" y="0"/>
+                                </a:cubicBezTo>
+                                <a:close/>
+                              </a:path>
+                            </a:pathLst>
+                          </a:custGeom>
+                          <a:ln w="0" cap="flat">
+                            <a:miter lim="127000"/>
+                          </a:ln>
+                        </wps:spPr>
+                        <wps:style>
+                          <a:lnRef idx="0">
+                            <a:srgbClr val="000000">
+                              <a:alpha val="0"/>
+                            </a:srgbClr>
+                          </a:lnRef>
+                          <a:fillRef idx="1">
+                            <a:srgbClr val="000000"/>
+                          </a:fillRef>
+                          <a:effectRef idx="0">
+                            <a:scrgbClr r="0" g="0" b="0"/>
+                          </a:effectRef>
+                          <a:fontRef idx="none"/>
+                        </wps:style>
+                        <wps:bodyPr/>
+                      </wps:wsp>
+                    </wpg:wgp>
+                  </a:graphicData>
+                </a:graphic>
+              </wp:inline>
+            </w:drawing>
+          </mc:Choice>
+          <mc:Fallback xmlns:a="http://schemas.openxmlformats.org/drawingml/2006/main">
+            <w:pict>
+              <v:group id="Group 992" style="width:2.25084pt;height:2.25079pt;mso-position-horizontal-relative:char;mso-position-vertical-relative:line" coordsize="285,285">
+                <v:shape id="Shape 75" style="position:absolute;width:285;height:285;left:0;top:0;" coordsize="28586,28585" path="m14293,0c16188,0,18011,362,19763,1088c21514,1813,23059,2846,24399,4186c25740,5526,26772,7072,27498,8823c28223,10574,28586,12397,28586,14293c28586,16188,28223,18011,27498,19762c26772,21513,25740,23059,24399,24399c23059,25740,21514,26772,19763,27498c18011,28223,16188,28585,14293,28585c12397,28585,10574,28223,8823,27498c7072,26772,5526,25740,4186,24399c2846,23059,1813,21513,1088,19762c363,18011,0,16188,0,14293c0,12397,363,10574,1088,8823c1813,7072,2846,5526,4186,4186c5526,2846,7072,1813,8823,1088c10574,362,12397,0,14293,0x">
+                  <v:stroke weight="0pt" endcap="flat" joinstyle="miter" miterlimit="10" on="false" color="#000000" opacity="0"/>
+                  <v:fill on="true" color="#000000"/>
+                </v:shape>
+              </v:group>
+            </w:pict>
+          </mc:Fallback>
+        </mc:AlternateContent>
+      </w:r>
+      <w:r>
+        <w:rPr>
+          <w:sz w:val="23"/>
+        </w:rPr>
+        <w:t xml:space="preserve"> </w:t>
+      </w:r>
+      <w:r>
+        <w:rPr>
+          <w:sz w:val="23"/>
+        </w:rPr>
+        <w:t>Developed and maintained full-stack web applications to support internal systems and operational workflows during on-the-job training at DMSF INC.</w:t>
+      </w:r>
+    </w:p>
+    <w:p>
+      <w:pPr>
+        <w:numPr>
+          <w:ilvl w:val="0"/>
+          <w:numId w:val="2"/>
+        </w:numPr>
+        <w:spacing w:after="18" w:line="347" w:lineRule="auto"/>
+        <w:rPr>
+          <w:sz w:val="23"/>
+        </w:rPr>
+      </w:pPr>
+      <w:r>
+        <w:rPr>
+          <w:sz w:val="23"/>
+        </w:rPr>
+        <w:t>Collaborated with team members in designing responsive user interfaces, managing databases, and implementing backend functionalities to improve system efficiency and user experience.</w:t>
+      </w:r>
+    </w:p>
+    <w:p>
+      <w:pPr>
+        <w:pStyle w:val="Heading1"/>
+        <w:ind w:left="24"/>
+      </w:pPr>
+      <w:r>
+        <w:t>REFERENCE</w:t>
+      </w:r>
+    </w:p>
+    <w:p>
+      <w:pPr>
+        <w:spacing w:after="18" w:line="269" w:lineRule="auto"/>
+        <w:ind w:left="10" w:hanging="10"/>
+      </w:pPr>
+      <w:r>
+        <w:rPr>
+          <w:sz w:val="23"/>
+        </w:rPr>
+        <w:t>Available upon request.</w:t>
+      </w:r>
+    </w:p>
+    <w:p>
+      <w:pPr>
+        <w:spacing w:after="18" w:line="351" w:lineRule="auto"/>
+        <w:ind w:left="275" w:hanging="200"/>
+      </w:pPr>
     </w:p>
     <w:sectPr>
       <w:pgSz w:w="11910" w:h="16845"/>
@@ -2669,6 +3001,315 @@
     </w:sectPr>
   </w:body>
 </w:document>
+</file>
+
+<file path=word/numbering.xml><?xml version="1.0" encoding="utf-8"?>
+<w:numbering xmlns:wpc="http://schemas.microsoft.com/office/word/2010/wordprocessingCanvas" xmlns:cx="http://schemas.microsoft.com/office/drawing/2014/chartex" xmlns:cx1="http://schemas.microsoft.com/office/drawing/2015/9/8/chartex" xmlns:cx2="http://schemas.microsoft.com/office/drawing/2015/10/21/chartex" xmlns:cx3="http://schemas.microsoft.com/office/drawing/2016/5/9/chartex" xmlns:cx4="http://schemas.microsoft.com/office/drawing/2016/5/10/chartex" xmlns:cx5="http://schemas.microsoft.com/office/drawing/2016/5/11/chartex" xmlns:cx6="http://schemas.microsoft.com/office/drawing/2016/5/12/chartex" xmlns:cx7="http://schemas.microsoft.com/office/drawing/2016/5/13/chartex" xmlns:cx8="http://schemas.microsoft.com/office/drawing/2016/5/14/chartex" xmlns:mc="http://schemas.openxmlformats.org/markup-compatibility/2006" xmlns:aink="http://schemas.microsoft.com/office/drawing/2016/ink" xmlns:am3d="http://schemas.microsoft.com/office/drawing/2017/model3d" xmlns:o="urn:schemas-microsoft-com:office:office" xmlns:oel="http://schemas.microsoft.com/office/2019/extlst" xmlns:r="http://schemas.openxmlformats.org/officeDocument/2006/relationships" xmlns:m="http://schemas.openxmlformats.org/officeDocument/2006/math" xmlns:v="urn:schemas-microsoft-com:vml" xmlns:wp14="http://schemas.microsoft.com/office/word/2010/wordprocessingDrawing" xmlns:wp="http://schemas.openxmlformats.org/drawingml/2006/wordprocessingDrawing" xmlns:w10="urn:schemas-microsoft-com:office:word" xmlns:w="http://schemas.openxmlformats.org/wordprocessingml/2006/main" xmlns:w14="http://schemas.microsoft.com/office/word/2010/wordml" xmlns:w15="http://schemas.microsoft.com/office/word/2012/wordml" xmlns:w16cex="http://schemas.microsoft.com/office/word/2018/wordml/cex" xmlns:w16cid="http://schemas.microsoft.com/office/word/2016/wordml/cid" xmlns:w16="http://schemas.microsoft.com/office/word/2018/wordml" xmlns:w16du="http://schemas.microsoft.com/office/word/2023/wordml/word16du" xmlns:w16sdtdh="http://schemas.microsoft.com/office/word/2020/wordml/sdtdatahash" xmlns:w16sdtfl="http://schemas.microsoft.com/office/word/2024/wordml/sdtformatlock" xmlns:w16se="http://schemas.microsoft.com/office/word/2015/wordml/symex" xmlns:wpg="http://schemas.microsoft.com/office/word/2010/wordprocessingGroup" xmlns:wpi="http://schemas.microsoft.com/office/word/2010/wordprocessingInk" xmlns:wne="http://schemas.microsoft.com/office/word/2006/wordml" xmlns:wps="http://schemas.microsoft.com/office/word/2010/wordprocessingShape" mc:Ignorable="w14 w15 w16se w16cid w16 w16cex w16sdtdh w16sdtfl w16du wp14">
+  <w:abstractNum w:abstractNumId="0" w15:restartNumberingAfterBreak="0">
+    <w:nsid w:val="47B811AA"/>
+    <w:multiLevelType w:val="multilevel"/>
+    <w:tmpl w:val="AB16E918"/>
+    <w:lvl w:ilvl="0">
+      <w:start w:val="1"/>
+      <w:numFmt w:val="bullet"/>
+      <w:lvlText w:val=""/>
+      <w:lvlJc w:val="left"/>
+      <w:pPr>
+        <w:tabs>
+          <w:tab w:val="num" w:pos="720"/>
+        </w:tabs>
+        <w:ind w:left="720" w:hanging="360"/>
+      </w:pPr>
+      <w:rPr>
+        <w:rFonts w:ascii="Symbol" w:hAnsi="Symbol" w:hint="default"/>
+        <w:sz w:val="20"/>
+      </w:rPr>
+    </w:lvl>
+    <w:lvl w:ilvl="1" w:tentative="1">
+      <w:start w:val="1"/>
+      <w:numFmt w:val="bullet"/>
+      <w:lvlText w:val="o"/>
+      <w:lvlJc w:val="left"/>
+      <w:pPr>
+        <w:tabs>
+          <w:tab w:val="num" w:pos="1440"/>
+        </w:tabs>
+        <w:ind w:left="1440" w:hanging="360"/>
+      </w:pPr>
+      <w:rPr>
+        <w:rFonts w:ascii="Courier New" w:hAnsi="Courier New" w:hint="default"/>
+        <w:sz w:val="20"/>
+      </w:rPr>
+    </w:lvl>
+    <w:lvl w:ilvl="2" w:tentative="1">
+      <w:start w:val="1"/>
+      <w:numFmt w:val="bullet"/>
+      <w:lvlText w:val=""/>
+      <w:lvlJc w:val="left"/>
+      <w:pPr>
+        <w:tabs>
+          <w:tab w:val="num" w:pos="2160"/>
+        </w:tabs>
+        <w:ind w:left="2160" w:hanging="360"/>
+      </w:pPr>
+      <w:rPr>
+        <w:rFonts w:ascii="Wingdings" w:hAnsi="Wingdings" w:hint="default"/>
+        <w:sz w:val="20"/>
+      </w:rPr>
+    </w:lvl>
+    <w:lvl w:ilvl="3" w:tentative="1">
+      <w:start w:val="1"/>
+      <w:numFmt w:val="bullet"/>
+      <w:lvlText w:val=""/>
+      <w:lvlJc w:val="left"/>
+      <w:pPr>
+        <w:tabs>
+          <w:tab w:val="num" w:pos="2880"/>
+        </w:tabs>
+        <w:ind w:left="2880" w:hanging="360"/>
+      </w:pPr>
+      <w:rPr>
+        <w:rFonts w:ascii="Wingdings" w:hAnsi="Wingdings" w:hint="default"/>
+        <w:sz w:val="20"/>
+      </w:rPr>
+    </w:lvl>
+    <w:lvl w:ilvl="4" w:tentative="1">
+      <w:start w:val="1"/>
+      <w:numFmt w:val="bullet"/>
+      <w:lvlText w:val=""/>
+      <w:lvlJc w:val="left"/>
+      <w:pPr>
+        <w:tabs>
+          <w:tab w:val="num" w:pos="3600"/>
+        </w:tabs>
+        <w:ind w:left="3600" w:hanging="360"/>
+      </w:pPr>
+      <w:rPr>
+        <w:rFonts w:ascii="Wingdings" w:hAnsi="Wingdings" w:hint="default"/>
+        <w:sz w:val="20"/>
+      </w:rPr>
+    </w:lvl>
+    <w:lvl w:ilvl="5" w:tentative="1">
+      <w:start w:val="1"/>
+      <w:numFmt w:val="bullet"/>
+      <w:lvlText w:val=""/>
+      <w:lvlJc w:val="left"/>
+      <w:pPr>
+        <w:tabs>
+          <w:tab w:val="num" w:pos="4320"/>
+        </w:tabs>
+        <w:ind w:left="4320" w:hanging="360"/>
+      </w:pPr>
+      <w:rPr>
+        <w:rFonts w:ascii="Wingdings" w:hAnsi="Wingdings" w:hint="default"/>
+        <w:sz w:val="20"/>
+      </w:rPr>
+    </w:lvl>
+    <w:lvl w:ilvl="6" w:tentative="1">
+      <w:start w:val="1"/>
+      <w:numFmt w:val="bullet"/>
+      <w:lvlText w:val=""/>
+      <w:lvlJc w:val="left"/>
+      <w:pPr>
+        <w:tabs>
+          <w:tab w:val="num" w:pos="5040"/>
+        </w:tabs>
+        <w:ind w:left="5040" w:hanging="360"/>
+      </w:pPr>
+      <w:rPr>
+        <w:rFonts w:ascii="Wingdings" w:hAnsi="Wingdings" w:hint="default"/>
+        <w:sz w:val="20"/>
+      </w:rPr>
+    </w:lvl>
+    <w:lvl w:ilvl="7" w:tentative="1">
+      <w:start w:val="1"/>
+      <w:numFmt w:val="bullet"/>
+      <w:lvlText w:val=""/>
+      <w:lvlJc w:val="left"/>
+      <w:pPr>
+        <w:tabs>
+          <w:tab w:val="num" w:pos="5760"/>
+        </w:tabs>
+        <w:ind w:left="5760" w:hanging="360"/>
+      </w:pPr>
+      <w:rPr>
+        <w:rFonts w:ascii="Wingdings" w:hAnsi="Wingdings" w:hint="default"/>
+        <w:sz w:val="20"/>
+      </w:rPr>
+    </w:lvl>
+    <w:lvl w:ilvl="8" w:tentative="1">
+      <w:start w:val="1"/>
+      <w:numFmt w:val="bullet"/>
+      <w:lvlText w:val=""/>
+      <w:lvlJc w:val="left"/>
+      <w:pPr>
+        <w:tabs>
+          <w:tab w:val="num" w:pos="6480"/>
+        </w:tabs>
+        <w:ind w:left="6480" w:hanging="360"/>
+      </w:pPr>
+      <w:rPr>
+        <w:rFonts w:ascii="Wingdings" w:hAnsi="Wingdings" w:hint="default"/>
+        <w:sz w:val="20"/>
+      </w:rPr>
+    </w:lvl>
+  </w:abstractNum>
+  <w:abstractNum w:abstractNumId="1" w15:restartNumberingAfterBreak="0">
+    <w:nsid w:val="721F5FD7"/>
+    <w:multiLevelType w:val="multilevel"/>
+    <w:tmpl w:val="2D4E5DF0"/>
+    <w:lvl w:ilvl="0">
+      <w:start w:val="1"/>
+      <w:numFmt w:val="bullet"/>
+      <w:lvlText w:val=""/>
+      <w:lvlJc w:val="left"/>
+      <w:pPr>
+        <w:tabs>
+          <w:tab w:val="num" w:pos="720"/>
+        </w:tabs>
+        <w:ind w:left="720" w:hanging="360"/>
+      </w:pPr>
+      <w:rPr>
+        <w:rFonts w:ascii="Symbol" w:hAnsi="Symbol" w:hint="default"/>
+        <w:sz w:val="20"/>
+      </w:rPr>
+    </w:lvl>
+    <w:lvl w:ilvl="1" w:tentative="1">
+      <w:start w:val="1"/>
+      <w:numFmt w:val="bullet"/>
+      <w:lvlText w:val="o"/>
+      <w:lvlJc w:val="left"/>
+      <w:pPr>
+        <w:tabs>
+          <w:tab w:val="num" w:pos="1440"/>
+        </w:tabs>
+        <w:ind w:left="1440" w:hanging="360"/>
+      </w:pPr>
+      <w:rPr>
+        <w:rFonts w:ascii="Courier New" w:hAnsi="Courier New" w:hint="default"/>
+        <w:sz w:val="20"/>
+      </w:rPr>
+    </w:lvl>
+    <w:lvl w:ilvl="2" w:tentative="1">
+      <w:start w:val="1"/>
+      <w:numFmt w:val="bullet"/>
+      <w:lvlText w:val=""/>
+      <w:lvlJc w:val="left"/>
+      <w:pPr>
+        <w:tabs>
+          <w:tab w:val="num" w:pos="2160"/>
+        </w:tabs>
+        <w:ind w:left="2160" w:hanging="360"/>
+      </w:pPr>
+      <w:rPr>
+        <w:rFonts w:ascii="Wingdings" w:hAnsi="Wingdings" w:hint="default"/>
+        <w:sz w:val="20"/>
+      </w:rPr>
+    </w:lvl>
+    <w:lvl w:ilvl="3" w:tentative="1">
+      <w:start w:val="1"/>
+      <w:numFmt w:val="bullet"/>
+      <w:lvlText w:val=""/>
+      <w:lvlJc w:val="left"/>
+      <w:pPr>
+        <w:tabs>
+          <w:tab w:val="num" w:pos="2880"/>
+        </w:tabs>
+        <w:ind w:left="2880" w:hanging="360"/>
+      </w:pPr>
+      <w:rPr>
+        <w:rFonts w:ascii="Wingdings" w:hAnsi="Wingdings" w:hint="default"/>
+        <w:sz w:val="20"/>
+      </w:rPr>
+    </w:lvl>
+    <w:lvl w:ilvl="4" w:tentative="1">
+      <w:start w:val="1"/>
+      <w:numFmt w:val="bullet"/>
+      <w:lvlText w:val=""/>
+      <w:lvlJc w:val="left"/>
+      <w:pPr>
+        <w:tabs>
+          <w:tab w:val="num" w:pos="3600"/>
+        </w:tabs>
+        <w:ind w:left="3600" w:hanging="360"/>
+      </w:pPr>
+      <w:rPr>
+        <w:rFonts w:ascii="Wingdings" w:hAnsi="Wingdings" w:hint="default"/>
+        <w:sz w:val="20"/>
+      </w:rPr>
+    </w:lvl>
+    <w:lvl w:ilvl="5" w:tentative="1">
+      <w:start w:val="1"/>
+      <w:numFmt w:val="bullet"/>
+      <w:lvlText w:val=""/>
+      <w:lvlJc w:val="left"/>
+      <w:pPr>
+        <w:tabs>
+          <w:tab w:val="num" w:pos="4320"/>
+        </w:tabs>
+        <w:ind w:left="4320" w:hanging="360"/>
+      </w:pPr>
+      <w:rPr>
+        <w:rFonts w:ascii="Wingdings" w:hAnsi="Wingdings" w:hint="default"/>
+        <w:sz w:val="20"/>
+      </w:rPr>
+    </w:lvl>
+    <w:lvl w:ilvl="6" w:tentative="1">
+      <w:start w:val="1"/>
+      <w:numFmt w:val="bullet"/>
+      <w:lvlText w:val=""/>
+      <w:lvlJc w:val="left"/>
+      <w:pPr>
+        <w:tabs>
+          <w:tab w:val="num" w:pos="5040"/>
+        </w:tabs>
+        <w:ind w:left="5040" w:hanging="360"/>
+      </w:pPr>
+      <w:rPr>
+        <w:rFonts w:ascii="Wingdings" w:hAnsi="Wingdings" w:hint="default"/>
+        <w:sz w:val="20"/>
+      </w:rPr>
+    </w:lvl>
+    <w:lvl w:ilvl="7" w:tentative="1">
+      <w:start w:val="1"/>
+      <w:numFmt w:val="bullet"/>
+      <w:lvlText w:val=""/>
+      <w:lvlJc w:val="left"/>
+      <w:pPr>
+        <w:tabs>
+          <w:tab w:val="num" w:pos="5760"/>
+        </w:tabs>
+        <w:ind w:left="5760" w:hanging="360"/>
+      </w:pPr>
+      <w:rPr>
+        <w:rFonts w:ascii="Wingdings" w:hAnsi="Wingdings" w:hint="default"/>
+        <w:sz w:val="20"/>
+      </w:rPr>
+    </w:lvl>
+    <w:lvl w:ilvl="8" w:tentative="1">
+      <w:start w:val="1"/>
+      <w:numFmt w:val="bullet"/>
+      <w:lvlText w:val=""/>
+      <w:lvlJc w:val="left"/>
+      <w:pPr>
+        <w:tabs>
+          <w:tab w:val="num" w:pos="6480"/>
+        </w:tabs>
+        <w:ind w:left="6480" w:hanging="360"/>
+      </w:pPr>
+      <w:rPr>
+        <w:rFonts w:ascii="Wingdings" w:hAnsi="Wingdings" w:hint="default"/>
+        <w:sz w:val="20"/>
+      </w:rPr>
+    </w:lvl>
+  </w:abstractNum>
+  <w:num w:numId="1" w16cid:durableId="2026785745">
+    <w:abstractNumId w:val="0"/>
+  </w:num>
+  <w:num w:numId="2" w16cid:durableId="251935977">
+    <w:abstractNumId w:val="1"/>
+  </w:num>
+</w:numbering>
 </file>
 
 <file path=word/styles.xml><?xml version="1.0" encoding="utf-8"?>
@@ -3120,10 +3761,31 @@
       <w:color w:val="000000"/>
     </w:rPr>
   </w:style>
+  <w:style w:type="paragraph" w:styleId="Heading3">
+    <w:name w:val="heading 3"/>
+    <w:basedOn w:val="Normal"/>
+    <w:next w:val="Normal"/>
+    <w:link w:val="Heading3Char"/>
+    <w:uiPriority w:val="9"/>
+    <w:semiHidden/>
+    <w:unhideWhenUsed/>
+    <w:qFormat/>
+    <w:rsid w:val="0056194E"/>
+    <w:pPr>
+      <w:keepNext/>
+      <w:keepLines/>
+      <w:spacing w:before="40" w:after="0"/>
+      <w:outlineLvl w:val="2"/>
+    </w:pPr>
+    <w:rPr>
+      <w:rFonts w:asciiTheme="majorHAnsi" w:eastAsiaTheme="majorEastAsia" w:hAnsiTheme="majorHAnsi" w:cstheme="majorBidi"/>
+      <w:color w:val="0A2F40" w:themeColor="accent1" w:themeShade="7F"/>
+      <w:sz w:val="24"/>
+    </w:rPr>
+  </w:style>
   <w:style w:type="character" w:default="1" w:styleId="DefaultParagraphFont">
     <w:name w:val="Default Paragraph Font"/>
     <w:uiPriority w:val="1"/>
-    <w:semiHidden/>
     <w:unhideWhenUsed/>
   </w:style>
   <w:style w:type="table" w:default="1" w:styleId="TableNormal">
@@ -3167,6 +3829,18 @@
       <w:sz w:val="34"/>
     </w:rPr>
   </w:style>
+  <w:style w:type="character" w:customStyle="1" w:styleId="Heading3Char">
+    <w:name w:val="Heading 3 Char"/>
+    <w:basedOn w:val="DefaultParagraphFont"/>
+    <w:link w:val="Heading3"/>
+    <w:uiPriority w:val="9"/>
+    <w:semiHidden/>
+    <w:rsid w:val="0056194E"/>
+    <w:rPr>
+      <w:rFonts w:asciiTheme="majorHAnsi" w:eastAsiaTheme="majorEastAsia" w:hAnsiTheme="majorHAnsi" w:cstheme="majorBidi"/>
+      <w:color w:val="0A2F40" w:themeColor="accent1" w:themeShade="7F"/>
+    </w:rPr>
+  </w:style>
 </w:styles>
 </file>
 
@@ -3181,39 +3855,39 @@
         <a:sysClr val="window" lastClr="FFFFFF"/>
       </a:lt1>
       <a:dk2>
-        <a:srgbClr val="44546A"/>
+        <a:srgbClr val="0E2841"/>
       </a:dk2>
       <a:lt2>
-        <a:srgbClr val="E7E6E6"/>
+        <a:srgbClr val="E8E8E8"/>
       </a:lt2>
       <a:accent1>
-        <a:srgbClr val="4472C4"/>
+        <a:srgbClr val="156082"/>
       </a:accent1>
       <a:accent2>
-        <a:srgbClr val="ED7D31"/>
+        <a:srgbClr val="E97132"/>
       </a:accent2>
       <a:accent3>
-        <a:srgbClr val="A5A5A5"/>
+        <a:srgbClr val="196B24"/>
       </a:accent3>
       <a:accent4>
-        <a:srgbClr val="FFC000"/>
+        <a:srgbClr val="0F9ED5"/>
       </a:accent4>
       <a:accent5>
-        <a:srgbClr val="5B9BD5"/>
+        <a:srgbClr val="A02B93"/>
       </a:accent5>
       <a:accent6>
-        <a:srgbClr val="70AD47"/>
+        <a:srgbClr val="4EA72E"/>
       </a:accent6>
       <a:hlink>
-        <a:srgbClr val="0563C1"/>
+        <a:srgbClr val="467886"/>
       </a:hlink>
       <a:folHlink>
-        <a:srgbClr val="954F72"/>
+        <a:srgbClr val="96607D"/>
       </a:folHlink>
     </a:clrScheme>
     <a:fontScheme name="Office">
       <a:majorFont>
-        <a:latin typeface="Calibri Light" panose="020F0302020204030204"/>
+        <a:latin typeface="Aptos Display" panose="02110004020202020204"/>
         <a:ea typeface=""/>
         <a:cs typeface=""/>
         <a:font script="Jpan" typeface="游ゴシック Light"/>
@@ -3265,7 +3939,7 @@
         <a:font script="Tfng" typeface="Ebrima"/>
       </a:majorFont>
       <a:minorFont>
-        <a:latin typeface="Calibri" panose="020F0502020204030204"/>
+        <a:latin typeface="Aptos" panose="02110004020202020204"/>
         <a:ea typeface=""/>
         <a:cs typeface=""/>
         <a:font script="Jpan" typeface="游明朝"/>
@@ -3376,13 +4050,6 @@
         </a:gradFill>
       </a:fillStyleLst>
       <a:lnStyleLst>
-        <a:ln w="6350" cap="flat" cmpd="sng" algn="ctr">
-          <a:solidFill>
-            <a:schemeClr val="phClr"/>
-          </a:solidFill>
-          <a:prstDash val="solid"/>
-          <a:miter lim="800000"/>
-        </a:ln>
         <a:ln w="12700" cap="flat" cmpd="sng" algn="ctr">
           <a:solidFill>
             <a:schemeClr val="phClr"/>
@@ -3391,6 +4058,13 @@
           <a:miter lim="800000"/>
         </a:ln>
         <a:ln w="19050" cap="flat" cmpd="sng" algn="ctr">
+          <a:solidFill>
+            <a:schemeClr val="phClr"/>
+          </a:solidFill>
+          <a:prstDash val="solid"/>
+          <a:miter lim="800000"/>
+        </a:ln>
+        <a:ln w="25400" cap="flat" cmpd="sng" algn="ctr">
           <a:solidFill>
             <a:schemeClr val="phClr"/>
           </a:solidFill>
@@ -3455,11 +4129,31 @@
       </a:bgFillStyleLst>
     </a:fmtScheme>
   </a:themeElements>
-  <a:objectDefaults/>
+  <a:objectDefaults>
+    <a:lnDef>
+      <a:spPr/>
+      <a:bodyPr/>
+      <a:lstStyle/>
+      <a:style>
+        <a:lnRef idx="2">
+          <a:schemeClr val="accent1"/>
+        </a:lnRef>
+        <a:fillRef idx="0">
+          <a:schemeClr val="accent1"/>
+        </a:fillRef>
+        <a:effectRef idx="1">
+          <a:schemeClr val="accent1"/>
+        </a:effectRef>
+        <a:fontRef idx="minor">
+          <a:schemeClr val="tx1"/>
+        </a:fontRef>
+      </a:style>
+    </a:lnDef>
+  </a:objectDefaults>
   <a:extraClrSchemeLst/>
   <a:extLst>
     <a:ext uri="{05A4C25C-085E-4340-85A3-A5531E510DB2}">
-      <thm15:themeFamily xmlns:thm15="http://schemas.microsoft.com/office/thememl/2012/main" name="Office Theme" id="{62F939B6-93AF-4DB8-9C6B-D6C7DFDC589F}" vid="{4A3C46E8-61CC-4603-A589-7422A47A8E4A}"/>
+      <thm15:themeFamily xmlns:thm15="http://schemas.microsoft.com/office/thememl/2012/main" name="Office Theme" id="{2E142A2C-CD16-42D6-873A-C26D2A0506FA}" vid="{1BDDFF52-6CD6-40A5-AB3C-68EB2F1E4D0A}"/>
     </a:ext>
   </a:extLst>
 </a:theme>

--- a/jj.docx
+++ b/jj.docx
@@ -12,7 +12,7 @@
           <w:noProof/>
         </w:rPr>
         <w:drawing>
-          <wp:inline distT="0" distB="0" distL="0" distR="0" wp14:anchorId="2AFD35BE" wp14:editId="3E82CEB8">
+          <wp:inline distT="0" distB="0" distL="0" distR="0" wp14:anchorId="0AAB7DA5" wp14:editId="6FFFDA16">
             <wp:extent cx="2287270" cy="1717675"/>
             <wp:effectExtent l="0" t="953" r="0" b="0"/>
             <wp:docPr id="1062725560" name="Picture 22"/>
@@ -73,7 +73,7 @@
         <mc:AlternateContent>
           <mc:Choice Requires="wpg">
             <w:drawing>
-              <wp:inline distT="0" distB="0" distL="0" distR="0" wp14:anchorId="2379343B" wp14:editId="7BD56E28">
+              <wp:inline distT="0" distB="0" distL="0" distR="0" wp14:anchorId="455E7235" wp14:editId="53502A9A">
                 <wp:extent cx="28586" cy="28585"/>
                 <wp:effectExtent l="0" t="0" r="0" b="0"/>
                 <wp:docPr id="987" name="Group 987"/>
@@ -219,13 +219,14 @@
               </wp:inline>
             </w:drawing>
           </mc:Choice>
-          <mc:Fallback xmlns:a="http://schemas.openxmlformats.org/drawingml/2006/main">
+          <mc:Fallback>
             <w:pict>
-              <v:group id="Group 987" style="width:2.25085pt;height:2.25082pt;mso-position-horizontal-relative:char;mso-position-vertical-relative:line" coordsize="285,285">
-                <v:shape id="Shape 33" style="position:absolute;width:285;height:285;left:0;top:0;" coordsize="28586,28585" path="m14293,0c16188,0,18011,362,19763,1088c21514,1813,23059,2846,24399,4186c25740,5526,26772,7072,27498,8823c28223,10574,28586,12397,28586,14293c28586,16188,28223,18011,27498,19762c26772,21513,25740,23059,24399,24399c23059,25740,21514,26772,19763,27498c18011,28223,16188,28585,14293,28585c12398,28585,10574,28223,8823,27498c7072,26772,5527,25740,4186,24399c2846,23059,1813,21513,1088,19762c363,18011,0,16188,0,14293c0,12397,363,10574,1088,8823c1813,7072,2846,5526,4186,4186c5527,2846,7072,1813,8823,1088c10574,362,12398,0,14293,0x">
-                  <v:stroke weight="0pt" endcap="flat" joinstyle="miter" miterlimit="10" on="false" color="#000000" opacity="0"/>
-                  <v:fill on="true" color="#000000"/>
+              <v:group w14:anchorId="411E8E17" id="Group 987" o:spid="_x0000_s1026" style="width:2.25pt;height:2.25pt;mso-position-horizontal-relative:char;mso-position-vertical-relative:line" coordsize="28586,28585" o:gfxdata="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">
+                <v:shape id="Shape 33" o:spid="_x0000_s1027" style="position:absolute;width:28586;height:28585;visibility:visible;mso-wrap-style:square;v-text-anchor:top" coordsize="28586,28585" o:gfxdata="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" path="m14293,v1895,,3718,362,5470,1088c21514,1813,23059,2846,24399,4186v1341,1340,2373,2886,3099,4637c28223,10574,28586,12397,28586,14293v,1895,-363,3718,-1088,5469c26772,21513,25740,23059,24399,24399v-1340,1341,-2885,2373,-4636,3099c18011,28223,16188,28585,14293,28585v-1895,,-3719,-362,-5470,-1087c7072,26772,5527,25740,4186,24399,2846,23059,1813,21513,1088,19762,363,18011,,16188,,14293,,12397,363,10574,1088,8823,1813,7072,2846,5526,4186,4186,5527,2846,7072,1813,8823,1088,10574,362,12398,,14293,xe" fillcolor="black" stroked="f" strokeweight="0">
+                  <v:stroke miterlimit="83231f" joinstyle="miter"/>
+                  <v:path arrowok="t" textboxrect="0,0,28586,28585"/>
                 </v:shape>
+                <w10:anchorlock/>
               </v:group>
             </w:pict>
           </mc:Fallback>
@@ -262,7 +263,7 @@
         <mc:AlternateContent>
           <mc:Choice Requires="wpg">
             <w:drawing>
-              <wp:anchor distT="0" distB="0" distL="114300" distR="114300" simplePos="0" relativeHeight="251658240" behindDoc="0" locked="0" layoutInCell="1" allowOverlap="1" wp14:anchorId="45EFF39C" wp14:editId="216183E9">
+              <wp:anchor distT="0" distB="0" distL="114300" distR="114300" simplePos="0" relativeHeight="251659264" behindDoc="0" locked="0" layoutInCell="1" allowOverlap="1" wp14:anchorId="457F3D7F" wp14:editId="3D670C06">
                 <wp:simplePos x="0" y="0"/>
                 <wp:positionH relativeFrom="column">
                   <wp:posOffset>6896</wp:posOffset>
@@ -908,28 +909,28 @@
               </wp:anchor>
             </w:drawing>
           </mc:Choice>
-          <mc:Fallback xmlns:a="http://schemas.openxmlformats.org/drawingml/2006/main">
+          <mc:Fallback>
             <w:pict>
-              <v:group id="Group 988" style="width:2.25085pt;height:107.29pt;position:absolute;mso-position-horizontal-relative:text;mso-position-horizontal:absolute;margin-left:0.542982pt;mso-position-vertical-relative:text;margin-top:5.40195pt;" coordsize="285,13625">
-                <v:shape id="Shape 38" style="position:absolute;width:285;height:285;left:0;top:0;" coordsize="28586,28586" path="m14293,0c16188,0,18011,363,19763,1088c21514,1813,23059,2846,24399,4186c25740,5526,26772,7072,27498,8823c28223,10574,28586,12398,28586,14293c28586,16188,28223,18011,27498,19762c26772,21513,25740,23059,24399,24400c23059,25740,21514,26772,19763,27498c18011,28223,16188,28586,14293,28586c12398,28586,10574,28223,8823,27498c7072,26772,5527,25740,4186,24400c2846,23059,1813,21513,1088,19762c363,18011,0,16188,0,14293c0,12398,363,10574,1088,8823c1813,7072,2846,5526,4186,4186c5527,2846,7072,1813,8823,1088c10574,363,12398,0,14293,0x">
-                  <v:stroke weight="0pt" endcap="flat" joinstyle="miter" miterlimit="10" on="false" color="#000000" opacity="0"/>
-                  <v:fill on="true" color="#000000"/>
+              <v:group w14:anchorId="2F689EC2" id="Group 988" o:spid="_x0000_s1026" style="position:absolute;margin-left:.55pt;margin-top:5.4pt;width:2.25pt;height:107.3pt;z-index:251659264" coordsize="285,13625" o:gfxdata="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">
+                <v:shape id="Shape 38" o:spid="_x0000_s1027" style="position:absolute;width:285;height:285;visibility:visible;mso-wrap-style:square;v-text-anchor:top" coordsize="28586,28586" o:gfxdata="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" path="m14293,v1895,,3718,363,5470,1088c21514,1813,23059,2846,24399,4186v1341,1340,2373,2886,3099,4637c28223,10574,28586,12398,28586,14293v,1895,-363,3718,-1088,5469c26772,21513,25740,23059,24399,24400v-1340,1340,-2885,2372,-4636,3098c18011,28223,16188,28586,14293,28586v-1895,,-3719,-363,-5470,-1088c7072,26772,5527,25740,4186,24400,2846,23059,1813,21513,1088,19762,363,18011,,16188,,14293,,12398,363,10574,1088,8823,1813,7072,2846,5526,4186,4186,5527,2846,7072,1813,8823,1088,10574,363,12398,,14293,xe" fillcolor="black" stroked="f" strokeweight="0">
+                  <v:stroke miterlimit="83231f" joinstyle="miter"/>
+                  <v:path arrowok="t" textboxrect="0,0,28586,28586"/>
                 </v:shape>
-                <v:shape id="Shape 41" style="position:absolute;width:285;height:285;left:0;top:4002;" coordsize="28586,28586" path="m14293,0c16188,0,18011,362,19763,1088c21514,1813,23059,2846,24399,4186c25740,5526,26772,7072,27498,8823c28223,10574,28586,12397,28586,14293c28586,16188,28223,18011,27498,19762c26772,21513,25740,23059,24399,24399c23059,25740,21514,26772,19763,27498c18011,28223,16188,28585,14293,28586c12398,28585,10574,28223,8823,27498c7072,26772,5527,25740,4186,24399c2846,23059,1813,21513,1088,19762c363,18011,0,16188,0,14293c0,12397,363,10574,1088,8823c1813,7072,2846,5526,4186,4186c5527,2846,7072,1813,8823,1088c10574,362,12398,0,14293,0x">
-                  <v:stroke weight="0pt" endcap="flat" joinstyle="miter" miterlimit="10" on="false" color="#000000" opacity="0"/>
-                  <v:fill on="true" color="#000000"/>
+                <v:shape id="Shape 41" o:spid="_x0000_s1028" style="position:absolute;top:4002;width:285;height:285;visibility:visible;mso-wrap-style:square;v-text-anchor:top" coordsize="28586,28586" o:gfxdata="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" path="m14293,v1895,,3718,362,5470,1088c21514,1813,23059,2846,24399,4186v1341,1340,2373,2886,3099,4637c28223,10574,28586,12397,28586,14293v,1895,-363,3718,-1088,5469c26772,21513,25740,23059,24399,24399v-1340,1341,-2885,2373,-4636,3099c18011,28223,16188,28585,14293,28586v-1895,-1,-3719,-363,-5470,-1088c7072,26772,5527,25740,4186,24399,2846,23059,1813,21513,1088,19762,363,18011,,16188,,14293,,12397,363,10574,1088,8823,1813,7072,2846,5526,4186,4186,5527,2846,7072,1813,8823,1088,10574,362,12398,,14293,xe" fillcolor="black" stroked="f" strokeweight="0">
+                  <v:stroke miterlimit="83231f" joinstyle="miter"/>
+                  <v:path arrowok="t" textboxrect="0,0,28586,28586"/>
                 </v:shape>
-                <v:shape id="Shape 44" style="position:absolute;width:285;height:285;left:0;top:6670;" coordsize="28586,28586" path="m14293,0c16188,0,18011,363,19763,1088c21514,1813,23059,2846,24399,4186c25740,5526,26772,7072,27498,8823c28223,10574,28586,12398,28586,14293c28586,16188,28223,18011,27498,19762c26772,21513,25740,23059,24399,24400c23059,25740,21514,26772,19763,27498c18011,28223,16188,28586,14293,28586c12398,28586,10574,28223,8823,27498c7072,26772,5527,25740,4186,24400c2846,23059,1813,21513,1088,19762c363,18011,0,16188,0,14293c0,12398,363,10574,1088,8823c1813,7072,2846,5526,4186,4186c5527,2846,7072,1813,8823,1088c10574,363,12398,0,14293,0x">
-                  <v:stroke weight="0pt" endcap="flat" joinstyle="miter" miterlimit="10" on="false" color="#000000" opacity="0"/>
-                  <v:fill on="true" color="#000000"/>
+                <v:shape id="Shape 44" o:spid="_x0000_s1029" style="position:absolute;top:6670;width:285;height:285;visibility:visible;mso-wrap-style:square;v-text-anchor:top" coordsize="28586,28586" o:gfxdata="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" path="m14293,v1895,,3718,363,5470,1088c21514,1813,23059,2846,24399,4186v1341,1340,2373,2886,3099,4637c28223,10574,28586,12398,28586,14293v,1895,-363,3718,-1088,5469c26772,21513,25740,23059,24399,24400v-1340,1340,-2885,2372,-4636,3098c18011,28223,16188,28586,14293,28586v-1895,,-3719,-363,-5470,-1088c7072,26772,5527,25740,4186,24400,2846,23059,1813,21513,1088,19762,363,18011,,16188,,14293,,12398,363,10574,1088,8823,1813,7072,2846,5526,4186,4186,5527,2846,7072,1813,8823,1088,10574,363,12398,,14293,xe" fillcolor="black" stroked="f" strokeweight="0">
+                  <v:stroke miterlimit="83231f" joinstyle="miter"/>
+                  <v:path arrowok="t" textboxrect="0,0,28586,28586"/>
                 </v:shape>
-                <v:shape id="Shape 49" style="position:absolute;width:285;height:285;left:0;top:10672;" coordsize="28586,28586" path="m14293,0c16188,0,18011,363,19763,1088c21514,1813,23059,2846,24399,4186c25740,5526,26772,7072,27498,8823c28223,10574,28586,12397,28586,14293c28586,16188,28223,18012,27498,19762c26772,21513,25740,23059,24399,24400c23059,25740,21514,26772,19763,27498c18011,28223,16188,28585,14293,28586c12398,28585,10574,28223,8823,27498c7072,26772,5527,25740,4186,24400c2846,23059,1813,21513,1088,19762c363,18012,0,16188,0,14293c0,12397,363,10574,1088,8823c1813,7072,2846,5526,4186,4186c5527,2846,7072,1813,8823,1088c10574,363,12398,0,14293,0x">
-                  <v:stroke weight="0pt" endcap="flat" joinstyle="miter" miterlimit="10" on="false" color="#000000" opacity="0"/>
-                  <v:fill on="true" color="#000000"/>
+                <v:shape id="Shape 49" o:spid="_x0000_s1030" style="position:absolute;top:10672;width:285;height:285;visibility:visible;mso-wrap-style:square;v-text-anchor:top" coordsize="28586,28586" o:gfxdata="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" path="m14293,v1895,,3718,363,5470,1088c21514,1813,23059,2846,24399,4186v1341,1340,2373,2886,3099,4637c28223,10574,28586,12397,28586,14293v,1895,-363,3719,-1088,5469c26772,21513,25740,23059,24399,24400v-1340,1340,-2885,2372,-4636,3098c18011,28223,16188,28585,14293,28586v-1895,-1,-3719,-363,-5470,-1088c7072,26772,5527,25740,4186,24400,2846,23059,1813,21513,1088,19762,363,18012,,16188,,14293,,12397,363,10574,1088,8823,1813,7072,2846,5526,4186,4186,5527,2846,7072,1813,8823,1088,10574,363,12398,,14293,xe" fillcolor="black" stroked="f" strokeweight="0">
+                  <v:stroke miterlimit="83231f" joinstyle="miter"/>
+                  <v:path arrowok="t" textboxrect="0,0,28586,28586"/>
                 </v:shape>
-                <v:shape id="Shape 52" style="position:absolute;width:285;height:285;left:0;top:13340;" coordsize="28586,28586" path="m14293,0c16188,0,18011,363,19763,1088c21514,1813,23059,2846,24399,4187c25740,5526,26772,7072,27498,8823c28223,10575,28586,12398,28586,14293c28586,16188,28223,18011,27498,19762c26772,21513,25740,23059,24399,24400c23059,25740,21514,26772,19763,27498c18011,28223,16188,28586,14293,28586c12398,28586,10574,28223,8823,27498c7072,26773,5527,25740,4186,24400c2846,23059,1813,21513,1088,19762c363,18011,0,16188,0,14293c0,12398,363,10575,1088,8823c1813,7072,2846,5526,4186,4187c5527,2846,7072,1813,8823,1088c10574,363,12398,0,14293,0x">
-                  <v:stroke weight="0pt" endcap="flat" joinstyle="miter" miterlimit="10" on="false" color="#000000" opacity="0"/>
-                  <v:fill on="true" color="#000000"/>
+                <v:shape id="Shape 52" o:spid="_x0000_s1031" style="position:absolute;top:13340;width:285;height:285;visibility:visible;mso-wrap-style:square;v-text-anchor:top" coordsize="28586,28586" o:gfxdata="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" path="m14293,v1895,,3718,363,5470,1088c21514,1813,23059,2846,24399,4187v1341,1339,2373,2885,3099,4636c28223,10575,28586,12398,28586,14293v,1895,-363,3718,-1088,5469c26772,21513,25740,23059,24399,24400v-1340,1340,-2885,2372,-4636,3098c18011,28223,16188,28586,14293,28586v-1895,,-3719,-363,-5470,-1088c7072,26773,5527,25740,4186,24400,2846,23059,1813,21513,1088,19762,363,18011,,16188,,14293,,12398,363,10575,1088,8823,1813,7072,2846,5526,4186,4187,5527,2846,7072,1813,8823,1088,10574,363,12398,,14293,xe" fillcolor="black" stroked="f" strokeweight="0">
+                  <v:stroke miterlimit="83231f" joinstyle="miter"/>
+                  <v:path arrowok="t" textboxrect="0,0,28586,28586"/>
                 </v:shape>
                 <w10:wrap type="square"/>
               </v:group>
@@ -977,21 +978,7 @@
         <w:rPr>
           <w:sz w:val="24"/>
         </w:rPr>
-        <w:t xml:space="preserve">Teamwork &amp; </w:t>
-      </w:r>
-      <w:proofErr w:type="gramStart"/>
-      <w:r>
-        <w:rPr>
-          <w:sz w:val="24"/>
-        </w:rPr>
-        <w:t>Collaboration  Problem</w:t>
-      </w:r>
-      <w:proofErr w:type="gramEnd"/>
-      <w:r>
-        <w:rPr>
-          <w:sz w:val="24"/>
-        </w:rPr>
-        <w:t>-Solving &amp; Adaptability</w:t>
+        <w:t>Teamwork &amp; Collaboration  Problem-Solving &amp; Adaptability</w:t>
       </w:r>
     </w:p>
     <w:p>
@@ -1024,7 +1011,7 @@
         <mc:AlternateContent>
           <mc:Choice Requires="wpg">
             <w:drawing>
-              <wp:inline distT="0" distB="0" distL="0" distR="0" wp14:anchorId="350E4C20" wp14:editId="008B303C">
+              <wp:inline distT="0" distB="0" distL="0" distR="0" wp14:anchorId="354528AF" wp14:editId="393687A2">
                 <wp:extent cx="38114" cy="38114"/>
                 <wp:effectExtent l="0" t="0" r="0" b="0"/>
                 <wp:docPr id="989" name="Group 989"/>
@@ -1170,13 +1157,14 @@
               </wp:inline>
             </w:drawing>
           </mc:Choice>
-          <mc:Fallback xmlns:a="http://schemas.openxmlformats.org/drawingml/2006/main">
+          <mc:Fallback>
             <w:pict>
-              <v:group id="Group 989" style="width:3.00113pt;height:3.00113pt;mso-position-horizontal-relative:char;mso-position-vertical-relative:line" coordsize="381,381">
-                <v:shape id="Shape 56" style="position:absolute;width:381;height:381;left:0;top:0;" coordsize="38114,38114" path="m19057,0c21584,0,24015,483,26350,1451c28685,2418,30746,3795,32533,5582c34320,7369,35697,9429,36664,11764c37631,14099,38114,16530,38114,19057c38114,21584,37631,24015,36664,26350c35697,28685,34320,30745,32533,32533c30746,34320,28685,35697,26350,36664c24015,37631,21584,38114,19057,38114c16530,38114,14099,37631,11764,36664c9430,35697,7369,34320,5582,32533c3795,30745,2418,28685,1451,26350c484,24015,0,21584,0,19057c0,16530,484,14099,1451,11764c2418,9429,3795,7369,5582,5582c7369,3795,9430,2418,11764,1451c14099,483,16530,0,19057,0x">
-                  <v:stroke weight="0pt" endcap="flat" joinstyle="miter" miterlimit="10" on="false" color="#000000" opacity="0"/>
-                  <v:fill on="true" color="#000000"/>
+              <v:group w14:anchorId="61589D76" id="Group 989" o:spid="_x0000_s1026" style="width:3pt;height:3pt;mso-position-horizontal-relative:char;mso-position-vertical-relative:line" coordsize="38114,38114" o:gfxdata="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">
+                <v:shape id="Shape 56" o:spid="_x0000_s1027" style="position:absolute;width:38114;height:38114;visibility:visible;mso-wrap-style:square;v-text-anchor:top" coordsize="38114,38114" o:gfxdata="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" path="m19057,v2527,,4958,483,7293,1451c28685,2418,30746,3795,32533,5582v1787,1787,3164,3847,4131,6182c37631,14099,38114,16530,38114,19057v,2527,-483,4958,-1450,7293c35697,28685,34320,30745,32533,32533v-1787,1787,-3848,3164,-6183,4131c24015,37631,21584,38114,19057,38114v-2527,,-4958,-483,-7293,-1450c9430,35697,7369,34320,5582,32533,3795,30745,2418,28685,1451,26350,484,24015,,21584,,19057,,16530,484,14099,1451,11764,2418,9429,3795,7369,5582,5582,7369,3795,9430,2418,11764,1451,14099,483,16530,,19057,xe" fillcolor="black" stroked="f" strokeweight="0">
+                  <v:stroke miterlimit="83231f" joinstyle="miter"/>
+                  <v:path arrowok="t" textboxrect="0,0,38114,38114"/>
                 </v:shape>
+                <w10:anchorlock/>
               </v:group>
             </w:pict>
           </mc:Fallback>
@@ -1235,7 +1223,7 @@
         <mc:AlternateContent>
           <mc:Choice Requires="wpg">
             <w:drawing>
-              <wp:inline distT="0" distB="0" distL="0" distR="0" wp14:anchorId="76C621A5" wp14:editId="2A05AB75">
+              <wp:inline distT="0" distB="0" distL="0" distR="0" wp14:anchorId="7BFE2551" wp14:editId="5FEAA1F7">
                 <wp:extent cx="38114" cy="38115"/>
                 <wp:effectExtent l="0" t="0" r="0" b="0"/>
                 <wp:docPr id="994" name="Group 994"/>
@@ -1381,13 +1369,14 @@
               </wp:inline>
             </w:drawing>
           </mc:Choice>
-          <mc:Fallback xmlns:a="http://schemas.openxmlformats.org/drawingml/2006/main">
+          <mc:Fallback>
             <w:pict>
-              <v:group id="Group 994" style="width:3.00113pt;height:3.00116pt;mso-position-horizontal-relative:char;mso-position-vertical-relative:line" coordsize="381,381">
-                <v:shape id="Shape 86" style="position:absolute;width:381;height:381;left:0;top:0;" coordsize="38114,38115" path="m19057,0c21584,0,24015,484,26350,1451c28685,2418,30746,3795,32533,5582c34320,7369,35697,9430,36664,11764c37631,14099,38114,16530,38114,19058c38114,21585,37631,24016,36664,26350c35697,28685,34320,30746,32533,32533c30746,34320,28685,35697,26350,36664c24015,37631,21584,38115,19057,38115c16530,38115,14099,37631,11764,36664c9430,35697,7369,34320,5582,32533c3795,30746,2418,28685,1451,26350c484,24016,0,21585,0,19058c0,16530,484,14099,1451,11764c2418,9430,3795,7369,5582,5582c7369,3795,9430,2418,11764,1451c14099,484,16530,0,19057,0x">
-                  <v:stroke weight="0pt" endcap="flat" joinstyle="miter" miterlimit="10" on="false" color="#000000" opacity="0"/>
-                  <v:fill on="true" color="#000000"/>
+              <v:group w14:anchorId="6828DDF2" id="Group 994" o:spid="_x0000_s1026" style="width:3pt;height:3pt;mso-position-horizontal-relative:char;mso-position-vertical-relative:line" coordsize="38114,38115" o:gfxdata="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">
+                <v:shape id="Shape 86" o:spid="_x0000_s1027" style="position:absolute;width:38114;height:38115;visibility:visible;mso-wrap-style:square;v-text-anchor:top" coordsize="38114,38115" o:gfxdata="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" path="m19057,v2527,,4958,484,7293,1451c28685,2418,30746,3795,32533,5582v1787,1787,3164,3848,4131,6182c37631,14099,38114,16530,38114,19058v,2527,-483,4958,-1450,7292c35697,28685,34320,30746,32533,32533v-1787,1787,-3848,3164,-6183,4131c24015,37631,21584,38115,19057,38115v-2527,,-4958,-484,-7293,-1451c9430,35697,7369,34320,5582,32533,3795,30746,2418,28685,1451,26350,484,24016,,21585,,19058,,16530,484,14099,1451,11764,2418,9430,3795,7369,5582,5582,7369,3795,9430,2418,11764,1451,14099,484,16530,,19057,xe" fillcolor="black" stroked="f" strokeweight="0">
+                  <v:stroke miterlimit="83231f" joinstyle="miter"/>
+                  <v:path arrowok="t" textboxrect="0,0,38114,38115"/>
                 </v:shape>
+                <w10:anchorlock/>
               </v:group>
             </w:pict>
           </mc:Fallback>
@@ -1425,19 +1414,11 @@
         <w:spacing w:after="18" w:line="269" w:lineRule="auto"/>
         <w:ind w:left="85" w:hanging="10"/>
       </w:pPr>
-      <w:proofErr w:type="spellStart"/>
       <w:r>
         <w:rPr>
           <w:sz w:val="23"/>
         </w:rPr>
-        <w:t>CSCoach</w:t>
-      </w:r>
-      <w:proofErr w:type="spellEnd"/>
-      <w:r>
-        <w:rPr>
-          <w:sz w:val="23"/>
-        </w:rPr>
-        <w:t>: A Voice-Interactive</w:t>
+        <w:t>CSCoach: A Voice-Interactive</w:t>
       </w:r>
     </w:p>
     <w:p>
@@ -1473,16 +1454,8 @@
         <w:rPr>
           <w:sz w:val="23"/>
         </w:rPr>
-        <w:t xml:space="preserve">Conversational </w:t>
-      </w:r>
-      <w:proofErr w:type="gramStart"/>
-      <w:r>
-        <w:rPr>
-          <w:sz w:val="23"/>
-        </w:rPr>
-        <w:t>AI ,</w:t>
-      </w:r>
-      <w:proofErr w:type="gramEnd"/>
+        <w:t>Conversational AI ,</w:t>
+      </w:r>
     </w:p>
     <w:p>
       <w:pPr>
@@ -1532,7 +1505,7 @@
         <mc:AlternateContent>
           <mc:Choice Requires="wpg">
             <w:drawing>
-              <wp:anchor distT="0" distB="0" distL="114300" distR="114300" simplePos="0" relativeHeight="251659264" behindDoc="0" locked="0" layoutInCell="1" allowOverlap="1" wp14:anchorId="368F77E7" wp14:editId="38F7AEF0">
+              <wp:anchor distT="0" distB="0" distL="114300" distR="114300" simplePos="0" relativeHeight="251660288" behindDoc="0" locked="0" layoutInCell="1" allowOverlap="1" wp14:anchorId="47545F37" wp14:editId="0AD59CB2">
                 <wp:simplePos x="0" y="0"/>
                 <wp:positionH relativeFrom="column">
                   <wp:posOffset>37789</wp:posOffset>
@@ -2224,28 +2197,28 @@
               </wp:anchor>
             </w:drawing>
           </mc:Choice>
-          <mc:Fallback xmlns:a="http://schemas.openxmlformats.org/drawingml/2006/main">
+          <mc:Fallback>
             <w:pict>
-              <v:group id="Group 986" style="width:12.0045pt;height:46.2946pt;position:absolute;mso-position-horizontal-relative:text;mso-position-horizontal:absolute;margin-left:2.97554pt;mso-position-vertical-relative:text;margin-top:1.22516pt;" coordsize="1524,5879">
-                <v:shape id="Shape 15" style="position:absolute;width:766;height:1520;left:0;top:0;" coordsize="76628,152010" path="m76004,0l76006,0l76628,126l76628,80945l62658,66976l67614,62020c69985,59649,70867,56153,69864,52899c69073,50315,68526,47640,68222,44934c67705,40343,63844,36878,59193,36878l46971,36878c44417,36878,41985,37972,40252,39857c38732,41559,37881,43748,37881,46029c37881,46302,37881,46576,37911,46849c38702,55636,41042,64088,44812,72023c48461,79745,53416,86737,59466,92787l76628,104898l76628,151885l76005,152010c44516,152010,17507,132874,5971,105594l0,76007l0,76003l5971,46417c13662,28230,28229,13662,46417,5972l76004,0x">
-                  <v:stroke weight="0pt" endcap="flat" joinstyle="miter" miterlimit="10" on="false" color="#000000" opacity="0"/>
-                  <v:fill on="true" color="#1e1919"/>
+              <v:group w14:anchorId="5CD0BD20" id="Group 986" o:spid="_x0000_s1026" style="position:absolute;margin-left:3pt;margin-top:1.25pt;width:12pt;height:46.3pt;z-index:251660288" coordsize="1524,5879" o:gfxdata="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">
+                <v:shape id="Shape 15" o:spid="_x0000_s1027" style="position:absolute;width:766;height:1520;visibility:visible;mso-wrap-style:square;v-text-anchor:top" coordsize="76628,152010" o:gfxdata="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" path="m76004,r2,l76628,126r,80819l62658,66976r4956,-4956c69985,59649,70867,56153,69864,52899v-791,-2584,-1338,-5259,-1642,-7965c67705,40343,63844,36878,59193,36878r-12222,c44417,36878,41985,37972,40252,39857v-1520,1702,-2371,3891,-2371,6172c37881,46302,37881,46576,37911,46849v791,8787,3131,17239,6901,25174c48461,79745,53416,86737,59466,92787r17162,12111l76628,151885r-623,125c44516,152010,17507,132874,5971,105594l,76007r,-4l5971,46417c13662,28230,28229,13662,46417,5972l76004,xe" fillcolor="#1e1919" stroked="f" strokeweight="0">
+                  <v:stroke miterlimit="83231f" joinstyle="miter"/>
+                  <v:path arrowok="t" textboxrect="0,0,76628,152010"/>
                 </v:shape>
-                <v:shape id="Shape 16" style="position:absolute;width:753;height:1517;left:766;top:1;" coordsize="75382,151759" path="m0,0l28965,5846c56246,17382,75382,44391,75382,75880c75382,107369,56246,134377,28965,145913l0,151759l0,104773l3603,107315c11538,111085,20020,113396,28776,114217c31329,114460,33883,113609,35768,111876c37653,110143,38747,107711,38747,105157l38717,105157l38717,92905c38717,88284,35251,84392,30661,83875c27955,83571,25279,83024,22695,82234c19442,81230,15946,82112,13575,84483l8619,89439l0,80820l0,0x">
-                  <v:stroke weight="0pt" endcap="flat" joinstyle="miter" miterlimit="10" on="false" color="#000000" opacity="0"/>
-                  <v:fill on="true" color="#1e1919"/>
+                <v:shape id="Shape 16" o:spid="_x0000_s1028" style="position:absolute;left:766;top:1;width:754;height:1517;visibility:visible;mso-wrap-style:square;v-text-anchor:top" coordsize="75382,151759" o:gfxdata="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" path="m,l28965,5846c56246,17382,75382,44391,75382,75880v,31489,-19136,58497,-46417,70033l,151759,,104773r3603,2542c11538,111085,20020,113396,28776,114217v2553,243,5107,-608,6992,-2341c37653,110143,38747,107711,38747,105157r-30,l38717,92905v,-4621,-3466,-8513,-8056,-9030c27955,83571,25279,83024,22695,82234v-3253,-1004,-6749,-122,-9120,2249l8619,89439,,80820,,xe" fillcolor="#1e1919" stroked="f" strokeweight="0">
+                  <v:stroke miterlimit="83231f" joinstyle="miter"/>
+                  <v:path arrowok="t" textboxrect="0,0,75382,151759"/>
                 </v:shape>
-                <v:shape id="Shape 17" style="position:absolute;width:762;height:1524;left:0;top:4354;" coordsize="76229,152457" path="m76228,0l76229,0l76229,42965l40607,42965l41607,43798l76228,71495l76229,71495l76229,79115l73920,79115l36960,49547l36903,49500l35573,48392l35573,105796c35573,107837,37228,109492,39269,109492l76229,109492l76229,152457l76228,152457c44653,152457,17562,133260,5990,105900l0,76229l0,76228l5990,46557c13705,28317,28317,13705,46557,5990l76228,0x">
-                  <v:stroke weight="0pt" endcap="flat" joinstyle="miter" miterlimit="10" on="false" color="#000000" opacity="0"/>
-                  <v:fill on="true" color="#000000"/>
+                <v:shape id="Shape 17" o:spid="_x0000_s1029" style="position:absolute;top:4354;width:762;height:1525;visibility:visible;mso-wrap-style:square;v-text-anchor:top" coordsize="76229,152457" o:gfxdata="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" path="m76228,r1,l76229,42965r-35622,l41607,43798,76228,71495r1,l76229,79115r-2309,l36960,49547r-57,-47l35573,48392r,57404c35573,107837,37228,109492,39269,109492r36960,l76229,152457r-1,c44653,152457,17562,133260,5990,105900l,76229r,-1l5990,46557c13705,28317,28317,13705,46557,5990l76228,xe" fillcolor="black" stroked="f" strokeweight="0">
+                  <v:stroke miterlimit="83231f" joinstyle="miter"/>
+                  <v:path arrowok="t" textboxrect="0,0,76229,152457"/>
                 </v:shape>
-                <v:shape id="Shape 18" style="position:absolute;width:762;height:1524;left:762;top:4354;" coordsize="76229,152457" path="m0,0l1,0l29672,5990c57031,17562,76229,44653,76229,76228c76229,107804,57031,134895,29672,146467l0,152457l0,109492l36959,109492c39001,109492,40655,107837,40655,105796l40655,48392l39325,49500l39268,49547l2309,79115l0,79115l0,71495l34622,43798l35621,42965l0,42965l0,0x">
-                  <v:stroke weight="0pt" endcap="flat" joinstyle="miter" miterlimit="10" on="false" color="#000000" opacity="0"/>
-                  <v:fill on="true" color="#000000"/>
+                <v:shape id="Shape 18" o:spid="_x0000_s1030" style="position:absolute;left:762;top:4354;width:762;height:1525;visibility:visible;mso-wrap-style:square;v-text-anchor:top" coordsize="76229,152457" o:gfxdata="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" path="m,l1,,29672,5990c57031,17562,76229,44653,76229,76228v,31576,-19198,58667,-46557,70239l,152457,,109492r36959,c39001,109492,40655,107837,40655,105796r,-57404l39325,49500r-57,47l2309,79115,,79115,,71495,34622,43798r999,-833l,42965,,xe" fillcolor="black" stroked="f" strokeweight="0">
+                  <v:stroke miterlimit="83231f" joinstyle="miter"/>
+                  <v:path arrowok="t" textboxrect="0,0,76229,152457"/>
                 </v:shape>
-                <v:shape id="Shape 19" style="position:absolute;width:1524;height:1524;left:0;top:2177;" coordsize="152450,152451" path="m76130,0l76331,0l91103,1455c96012,2431,100779,3877,105403,5793c110027,7708,114420,10056,118582,12837c122744,15618,126595,18778,130134,22317c133673,25857,136833,29707,139614,33869c142395,38031,144743,42424,146659,47048c148574,51673,150020,56440,150997,61349l152450,76105l152450,76337l150997,91093c150020,96002,148574,100769,146659,105393c144743,110017,142395,114410,139614,118572c136833,122734,133673,126585,130134,130124c126595,133663,122744,136823,118582,139604c114420,142385,110027,144733,105403,146649c100779,148564,96012,150010,91103,150987c86193,151963,81236,152451,76231,152451c71225,152451,66268,151963,61359,150987c56450,150010,51683,148564,47059,146649c42434,144733,38041,142385,33879,139604c29717,136823,25867,133663,22328,130124c18788,126585,15628,122734,12847,118572c10066,114410,7718,110017,5803,105393c3887,100769,2441,96002,1465,91093c488,86183,0,81226,0,76221c0,71215,488,66258,1465,61349c2441,56440,3887,51673,5803,47048c7718,42424,10066,38031,12847,33869c15628,29707,18788,25857,22328,22317c25867,18778,29717,15618,33879,12837c38041,10056,42434,7708,47059,5793c51683,3877,56450,2431,61359,1455l76130,0x">
-                  <v:stroke weight="0pt" endcap="flat" joinstyle="miter" miterlimit="10" on="false" color="#000000" opacity="0"/>
-                  <v:fill on="true" color="#1c1c1c"/>
+                <v:shape id="Shape 19" o:spid="_x0000_s1031" style="position:absolute;top:2177;width:1524;height:1524;visibility:visible;mso-wrap-style:square;v-text-anchor:top" coordsize="152450,152451" o:gfxdata="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" path="m76130,r201,l91103,1455v4909,976,9676,2422,14300,4338c110027,7708,114420,10056,118582,12837v4162,2781,8013,5941,11552,9480c133673,25857,136833,29707,139614,33869v2781,4162,5129,8555,7045,13179c148574,51673,150020,56440,150997,61349r1453,14756l152450,76337r-1453,14756c150020,96002,148574,100769,146659,105393v-1916,4624,-4264,9017,-7045,13179c136833,122734,133673,126585,130134,130124v-3539,3539,-7390,6699,-11552,9480c114420,142385,110027,144733,105403,146649v-4624,1915,-9391,3361,-14300,4338c86193,151963,81236,152451,76231,152451v-5006,,-9963,-488,-14872,-1464c56450,150010,51683,148564,47059,146649v-4625,-1916,-9018,-4264,-13180,-7045c29717,136823,25867,133663,22328,130124v-3540,-3539,-6700,-7390,-9481,-11552c10066,114410,7718,110017,5803,105393,3887,100769,2441,96002,1465,91093,488,86183,,81226,,76221,,71215,488,66258,1465,61349,2441,56440,3887,51673,5803,47048v1915,-4624,4263,-9017,7044,-13179c15628,29707,18788,25857,22328,22317v3539,-3539,7389,-6699,11551,-9480c38041,10056,42434,7708,47059,5793,51683,3877,56450,2431,61359,1455l76130,xe" fillcolor="#1c1c1c" stroked="f" strokeweight="0">
+                  <v:stroke miterlimit="83231f" joinstyle="miter"/>
+                  <v:path arrowok="t" textboxrect="0,0,152450,152451"/>
                 </v:shape>
                 <w10:wrap type="square"/>
               </v:group>
@@ -2266,37 +2239,12 @@
         <w:spacing w:after="562"/>
         <w:ind w:left="363" w:hanging="10"/>
       </w:pPr>
-      <w:proofErr w:type="spellStart"/>
       <w:r>
         <w:rPr>
           <w:color w:val="1E1919"/>
           <w:sz w:val="26"/>
         </w:rPr>
-        <w:t>Brgy</w:t>
-      </w:r>
-      <w:proofErr w:type="spellEnd"/>
-      <w:r>
-        <w:rPr>
-          <w:color w:val="1E1919"/>
-          <w:sz w:val="26"/>
-        </w:rPr>
-        <w:t xml:space="preserve">. </w:t>
-      </w:r>
-      <w:proofErr w:type="spellStart"/>
-      <w:r>
-        <w:rPr>
-          <w:color w:val="1E1919"/>
-          <w:sz w:val="26"/>
-        </w:rPr>
-        <w:t>Mambago</w:t>
-      </w:r>
-      <w:proofErr w:type="spellEnd"/>
-      <w:r>
-        <w:rPr>
-          <w:color w:val="1E1919"/>
-          <w:sz w:val="26"/>
-        </w:rPr>
-        <w:t>-B, Samal Island, Philippines bitinpasihany85@gmail.com</w:t>
+        <w:t>Brgy. Mambago-B, Samal Island, Philippines bitinpasihany85@gmail.com</w:t>
       </w:r>
     </w:p>
     <w:p>
@@ -2355,7 +2303,7 @@
     <w:p>
       <w:pPr>
         <w:spacing w:after="18" w:line="347" w:lineRule="auto"/>
-        <w:ind w:left="395" w:hanging="200"/>
+        <w:ind w:left="284" w:right="402" w:hanging="200"/>
       </w:pPr>
       <w:r>
         <w:rPr>
@@ -2364,7 +2312,7 @@
         <mc:AlternateContent>
           <mc:Choice Requires="wpg">
             <w:drawing>
-              <wp:inline distT="0" distB="0" distL="0" distR="0" wp14:anchorId="10FEF4BF" wp14:editId="200008C6">
+              <wp:inline distT="0" distB="0" distL="0" distR="0" wp14:anchorId="3FE918BA" wp14:editId="6C667D05">
                 <wp:extent cx="28586" cy="28586"/>
                 <wp:effectExtent l="0" t="0" r="0" b="0"/>
                 <wp:docPr id="990" name="Group 990"/>
@@ -2510,13 +2458,14 @@
               </wp:inline>
             </w:drawing>
           </mc:Choice>
-          <mc:Fallback xmlns:a="http://schemas.openxmlformats.org/drawingml/2006/main">
+          <mc:Fallback>
             <w:pict>
-              <v:group id="Group 990" style="width:2.25084pt;height:2.25085pt;mso-position-horizontal-relative:char;mso-position-vertical-relative:line" coordsize="285,285">
-                <v:shape id="Shape 65" style="position:absolute;width:285;height:285;left:0;top:0;" coordsize="28586,28586" path="m14293,0c16188,0,18011,363,19763,1088c21514,1813,23059,2846,24399,4186c25740,5526,26772,7072,27498,8823c28223,10574,28586,12398,28586,14293c28586,16188,28223,18011,27498,19763c26772,21514,25740,23059,24399,24400c23059,25740,21514,26772,19763,27498c18011,28223,16188,28586,14293,28586c12397,28586,10574,28223,8823,27498c7072,26772,5526,25740,4186,24400c2846,23059,1813,21514,1088,19763c363,18011,0,16188,0,14293c0,12398,363,10574,1088,8823c1813,7072,2846,5526,4186,4186c5526,2846,7072,1813,8823,1088c10574,363,12397,0,14293,0x">
-                  <v:stroke weight="0pt" endcap="flat" joinstyle="miter" miterlimit="10" on="false" color="#000000" opacity="0"/>
-                  <v:fill on="true" color="#000000"/>
+              <v:group w14:anchorId="29422B7B" id="Group 990" o:spid="_x0000_s1026" style="width:2.25pt;height:2.25pt;mso-position-horizontal-relative:char;mso-position-vertical-relative:line" coordsize="28586,28586" o:gfxdata="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">
+                <v:shape id="Shape 65" o:spid="_x0000_s1027" style="position:absolute;width:28586;height:28586;visibility:visible;mso-wrap-style:square;v-text-anchor:top" coordsize="28586,28586" o:gfxdata="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" path="m14293,v1895,,3718,363,5470,1088c21514,1813,23059,2846,24399,4186v1341,1340,2373,2886,3099,4637c28223,10574,28586,12398,28586,14293v,1895,-363,3718,-1088,5470c26772,21514,25740,23059,24399,24400v-1340,1340,-2885,2372,-4636,3098c18011,28223,16188,28586,14293,28586v-1896,,-3719,-363,-5470,-1088c7072,26772,5526,25740,4186,24400,2846,23059,1813,21514,1088,19763,363,18011,,16188,,14293,,12398,363,10574,1088,8823,1813,7072,2846,5526,4186,4186,5526,2846,7072,1813,8823,1088,10574,363,12397,,14293,xe" fillcolor="black" stroked="f" strokeweight="0">
+                  <v:stroke miterlimit="83231f" joinstyle="miter"/>
+                  <v:path arrowok="t" textboxrect="0,0,28586,28586"/>
                 </v:shape>
+                <w10:anchorlock/>
               </v:group>
             </w:pict>
           </mc:Fallback>
@@ -2526,19 +2475,7 @@
         <w:rPr>
           <w:sz w:val="23"/>
         </w:rPr>
-        <w:t xml:space="preserve"> Transport employer and family members safely and punctually to designated locations, including</w:t>
-      </w:r>
-      <w:r>
-        <w:rPr>
-          <w:sz w:val="23"/>
-        </w:rPr>
-        <w:t xml:space="preserve"> </w:t>
-      </w:r>
-      <w:r>
-        <w:rPr>
-          <w:sz w:val="23"/>
-        </w:rPr>
-        <w:t>professional appointments and personal engagements.</w:t>
+        <w:t xml:space="preserve"> Transport employer and family members safely and punctually to designated locations, including professional appointments and personal engagements.</w:t>
       </w:r>
     </w:p>
     <w:p>
@@ -2553,7 +2490,7 @@
         <mc:AlternateContent>
           <mc:Choice Requires="wpg">
             <w:drawing>
-              <wp:inline distT="0" distB="0" distL="0" distR="0" wp14:anchorId="3C5D4F0C" wp14:editId="62AE6543">
+              <wp:inline distT="0" distB="0" distL="0" distR="0" wp14:anchorId="32D726C6" wp14:editId="02F73A72">
                 <wp:extent cx="28586" cy="28586"/>
                 <wp:effectExtent l="0" t="0" r="0" b="0"/>
                 <wp:docPr id="991" name="Group 991"/>
@@ -2699,13 +2636,14 @@
               </wp:inline>
             </w:drawing>
           </mc:Choice>
-          <mc:Fallback xmlns:a="http://schemas.openxmlformats.org/drawingml/2006/main">
+          <mc:Fallback>
             <w:pict>
-              <v:group id="Group 991" style="width:2.25084pt;height:2.25085pt;mso-position-horizontal-relative:char;mso-position-vertical-relative:line" coordsize="285,285">
-                <v:shape id="Shape 69" style="position:absolute;width:285;height:285;left:0;top:0;" coordsize="28586,28586" path="m14293,0c16188,0,18011,363,19763,1088c21514,1813,23059,2846,24399,4186c25740,5526,26772,7072,27498,8823c28223,10574,28586,12397,28586,14293c28586,16188,28223,18012,27498,19763c26772,21513,25740,23059,24399,24400c23059,25740,21514,26772,19763,27498c18011,28223,16188,28586,14293,28586c12397,28586,10574,28223,8823,27498c7072,26772,5526,25740,4186,24400c2846,23059,1813,21513,1088,19762c363,18011,0,16188,0,14293c0,12397,363,10574,1088,8823c1813,7072,2846,5526,4186,4186c5526,2846,7072,1813,8823,1088c10574,363,12397,0,14293,0x">
-                  <v:stroke weight="0pt" endcap="flat" joinstyle="miter" miterlimit="10" on="false" color="#000000" opacity="0"/>
-                  <v:fill on="true" color="#000000"/>
+              <v:group w14:anchorId="7A3DFB7A" id="Group 991" o:spid="_x0000_s1026" style="width:2.25pt;height:2.25pt;mso-position-horizontal-relative:char;mso-position-vertical-relative:line" coordsize="28586,28586" o:gfxdata="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">
+                <v:shape id="Shape 69" o:spid="_x0000_s1027" style="position:absolute;width:28586;height:28586;visibility:visible;mso-wrap-style:square;v-text-anchor:top" coordsize="28586,28586" o:gfxdata="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" path="m14293,v1895,,3718,363,5470,1088c21514,1813,23059,2846,24399,4186v1341,1340,2373,2886,3099,4637c28223,10574,28586,12397,28586,14293v,1895,-363,3719,-1088,5470c26772,21513,25740,23059,24399,24400v-1340,1340,-2885,2372,-4636,3098c18011,28223,16188,28586,14293,28586v-1896,,-3719,-363,-5470,-1088c7072,26772,5526,25740,4186,24400,2846,23059,1813,21513,1088,19762,363,18011,,16188,,14293,,12397,363,10574,1088,8823,1813,7072,2846,5526,4186,4186,5526,2846,7072,1813,8823,1088,10574,363,12397,,14293,xe" fillcolor="black" stroked="f" strokeweight="0">
+                  <v:stroke miterlimit="83231f" joinstyle="miter"/>
+                  <v:path arrowok="t" textboxrect="0,0,28586,28586"/>
                 </v:shape>
+                <w10:anchorlock/>
               </v:group>
             </w:pict>
           </mc:Fallback>
@@ -2754,7 +2692,23 @@
           <w:bCs/>
           <w:sz w:val="24"/>
         </w:rPr>
-        <w:t xml:space="preserve"> (March – May 2026)</w:t>
+        <w:t xml:space="preserve"> </w:t>
+      </w:r>
+      <w:r>
+        <w:rPr>
+          <w:b/>
+          <w:bCs/>
+          <w:sz w:val="24"/>
+        </w:rPr>
+        <w:t>on</w:t>
+      </w:r>
+      <w:r>
+        <w:rPr>
+          <w:b/>
+          <w:bCs/>
+          <w:sz w:val="24"/>
+        </w:rPr>
+        <w:t xml:space="preserve"> DMSFI.INC (March – May 2026)</w:t>
       </w:r>
     </w:p>
     <w:p>
@@ -2763,6 +2717,10 @@
           <w:ilvl w:val="0"/>
           <w:numId w:val="2"/>
         </w:numPr>
+        <w:tabs>
+          <w:tab w:val="clear" w:pos="720"/>
+          <w:tab w:val="num" w:pos="426"/>
+        </w:tabs>
         <w:spacing w:after="18" w:line="347" w:lineRule="auto"/>
         <w:rPr>
           <w:sz w:val="23"/>
@@ -2775,7 +2733,7 @@
         <mc:AlternateContent>
           <mc:Choice Requires="wpg">
             <w:drawing>
-              <wp:inline distT="0" distB="0" distL="0" distR="0" wp14:anchorId="576F9660" wp14:editId="6EE8D550">
+              <wp:inline distT="0" distB="0" distL="0" distR="0" wp14:anchorId="6189E9F3" wp14:editId="02E0F483">
                 <wp:extent cx="28586" cy="28585"/>
                 <wp:effectExtent l="0" t="0" r="0" b="0"/>
                 <wp:docPr id="992" name="Group 992"/>
@@ -2921,13 +2879,14 @@
               </wp:inline>
             </w:drawing>
           </mc:Choice>
-          <mc:Fallback xmlns:a="http://schemas.openxmlformats.org/drawingml/2006/main">
+          <mc:Fallback>
             <w:pict>
-              <v:group id="Group 992" style="width:2.25084pt;height:2.25079pt;mso-position-horizontal-relative:char;mso-position-vertical-relative:line" coordsize="285,285">
-                <v:shape id="Shape 75" style="position:absolute;width:285;height:285;left:0;top:0;" coordsize="28586,28585" path="m14293,0c16188,0,18011,362,19763,1088c21514,1813,23059,2846,24399,4186c25740,5526,26772,7072,27498,8823c28223,10574,28586,12397,28586,14293c28586,16188,28223,18011,27498,19762c26772,21513,25740,23059,24399,24399c23059,25740,21514,26772,19763,27498c18011,28223,16188,28585,14293,28585c12397,28585,10574,28223,8823,27498c7072,26772,5526,25740,4186,24399c2846,23059,1813,21513,1088,19762c363,18011,0,16188,0,14293c0,12397,363,10574,1088,8823c1813,7072,2846,5526,4186,4186c5526,2846,7072,1813,8823,1088c10574,362,12397,0,14293,0x">
-                  <v:stroke weight="0pt" endcap="flat" joinstyle="miter" miterlimit="10" on="false" color="#000000" opacity="0"/>
-                  <v:fill on="true" color="#000000"/>
+              <v:group w14:anchorId="21A624B1" id="Group 992" o:spid="_x0000_s1026" style="width:2.25pt;height:2.25pt;mso-position-horizontal-relative:char;mso-position-vertical-relative:line" coordsize="28586,28585" o:gfxdata="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">
+                <v:shape id="Shape 75" o:spid="_x0000_s1027" style="position:absolute;width:28586;height:28585;visibility:visible;mso-wrap-style:square;v-text-anchor:top" coordsize="28586,28585" o:gfxdata="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" path="m14293,v1895,,3718,362,5470,1088c21514,1813,23059,2846,24399,4186v1341,1340,2373,2886,3099,4637c28223,10574,28586,12397,28586,14293v,1895,-363,3718,-1088,5469c26772,21513,25740,23059,24399,24399v-1340,1341,-2885,2373,-4636,3099c18011,28223,16188,28585,14293,28585v-1896,,-3719,-362,-5470,-1087c7072,26772,5526,25740,4186,24399,2846,23059,1813,21513,1088,19762,363,18011,,16188,,14293,,12397,363,10574,1088,8823,1813,7072,2846,5526,4186,4186,5526,2846,7072,1813,8823,1088,10574,362,12397,,14293,xe" fillcolor="black" stroked="f" strokeweight="0">
+                  <v:stroke miterlimit="83231f" joinstyle="miter"/>
+                  <v:path arrowok="t" textboxrect="0,0,28586,28585"/>
                 </v:shape>
+                <w10:anchorlock/>
               </v:group>
             </w:pict>
           </mc:Fallback>
@@ -2991,9 +2950,10 @@
         <w:ind w:left="275" w:hanging="200"/>
       </w:pPr>
     </w:p>
+    <w:p/>
     <w:sectPr>
       <w:pgSz w:w="11910" w:h="16845"/>
-      <w:pgMar w:top="1337" w:right="413" w:bottom="1440" w:left="640" w:header="720" w:footer="720" w:gutter="0"/>
+      <w:pgMar w:top="1337" w:right="570" w:bottom="1440" w:left="640" w:header="720" w:footer="720" w:gutter="0"/>
       <w:cols w:num="2" w:space="720" w:equalWidth="0">
         <w:col w:w="3602" w:space="474"/>
         <w:col w:w="6781"/>
@@ -3786,6 +3746,7 @@
   <w:style w:type="character" w:default="1" w:styleId="DefaultParagraphFont">
     <w:name w:val="Default Paragraph Font"/>
     <w:uiPriority w:val="1"/>
+    <w:semiHidden/>
     <w:unhideWhenUsed/>
   </w:style>
   <w:style w:type="table" w:default="1" w:styleId="TableNormal">
